--- a/ind/docx/22.content.docx
+++ b/ind/docx/22.content.docx
@@ -28,22 +28,6 @@
       </w:r>
     </w:p>
     <w:p>
-      <w:pPr>
-        <w:pStyle w:val="Heading2"/>
-      </w:pPr>
-      <w:r>
-        <w:rPr>
-          <w:lang w:val="id_ID" w:bidi="id_ID"/>
-        </w:rPr>
-        <w:t>License Information</w:t>
-      </w:r>
-      <w:r>
-        <w:rPr>
-          <w:lang w:val="id_ID" w:bidi="id_ID"/>
-        </w:rPr>
-      </w:r>
-    </w:p>
-    <w:p>
       <w:pPr/>
       <w:r>
         <w:rPr>
@@ -61,13 +45,7 @@
         <w:rPr>
           <w:lang w:val="id_ID" w:bidi="id_ID"/>
         </w:rPr>
-        <w:t xml:space="preserve"> (Indonesian) is based on</w:t>
-      </w:r>
-      <w:r>
-        <w:rPr>
-          <w:lang w:val="id_ID" w:bidi="id_ID"/>
-        </w:rPr>
-        <w:t xml:space="preserve">: </w:t>
+        <w:t xml:space="preserve"> (Indonesian) is based on: </w:t>
       </w:r>
       <w:r>
         <w:rPr>
@@ -188,19 +166,6 @@
       <w:pPr>
         <w:pStyle w:val="Heading2"/>
       </w:pPr>
-      <w:r>
-        <w:rPr>
-          <w:lang w:val="id_ID" w:bidi="id_ID"/>
-        </w:rPr>
-      </w:r>
-    </w:p>
-    <w:p>
-      <w:pPr/>
-      <w:r>
-        <w:rPr>
-          <w:lang w:val="id_ID" w:bidi="id_ID"/>
-        </w:rPr>
-      </w:r>
       <w:r>
         <w:rPr>
           <w:lang w:val="id_ID" w:bidi="id_ID"/>

--- a/ind/docx/22.content.docx
+++ b/ind/docx/22.content.docx
@@ -45,19 +45,7 @@
         <w:rPr>
           <w:lang w:val="id_ID" w:bidi="id_ID"/>
         </w:rPr>
-        <w:t xml:space="preserve"> (Indonesian) is based on: </w:t>
-      </w:r>
-      <w:r>
-        <w:rPr>
-          <w:lang w:val="id_ID" w:bidi="id_ID"/>
-        </w:rPr>
-        <w:t>Terjemahan Baru Indonesia</w:t>
-      </w:r>
-      <w:r>
-        <w:rPr>
-          <w:lang w:val="id_ID" w:bidi="id_ID"/>
-        </w:rPr>
-        <w:t xml:space="preserve">, </w:t>
+        <w:t xml:space="preserve"> © </w:t>
       </w:r>
       <w:hyperlink r:id="rId13">
         <w:r>
@@ -75,7 +63,7 @@
         <w:rPr>
           <w:lang w:val="id_ID" w:bidi="id_ID"/>
         </w:rPr>
-        <w:t xml:space="preserve">, None, which is licensed under a </w:t>
+        <w:t xml:space="preserve">, licensed under a </w:t>
       </w:r>
       <w:hyperlink r:id="rId14">
         <w:r>
@@ -94,25 +82,6 @@
           <w:lang w:val="id_ID" w:bidi="id_ID"/>
         </w:rPr>
         <w:t>.</w:t>
-      </w:r>
-      <w:r>
-        <w:rPr>
-          <w:lang w:val="id_ID" w:bidi="id_ID"/>
-        </w:rPr>
-      </w:r>
-    </w:p>
-    <w:p>
-      <w:pPr/>
-      <w:r>
-        <w:rPr>
-          <w:lang w:val="id_ID" w:bidi="id_ID"/>
-        </w:rPr>
-      </w:r>
-      <w:r>
-        <w:rPr>
-          <w:lang w:val="id_ID" w:bidi="id_ID"/>
-        </w:rPr>
-        <w:t>This PDF version is provided under the same license.</w:t>
       </w:r>
       <w:r>
         <w:rPr>
@@ -212,14 +181,6 @@
       </w:pPr>
     </w:p>
     <w:p>
-      <w:pPr/>
-      <w:r>
-        <w:rPr>
-          <w:lang w:val="id_ID" w:bidi="id_ID"/>
-        </w:rPr>
-      </w:r>
-    </w:p>
-    <w:p>
       <w:pPr>
         <w:pStyle w:val="Heading2"/>
       </w:pPr>
@@ -255,24 +216,6 @@
         </w:rPr>
         <w:t xml:space="preserve"> Kidung agung dari Salomo.</w:t>
       </w:r>
-      <w:r>
-        <w:rPr>
-          <w:lang w:val="id_ID" w:bidi="id_ID"/>
-        </w:rPr>
-      </w:r>
-      <w:r>
-        <w:rPr>
-          <w:lang w:val="id_ID" w:bidi="id_ID"/>
-        </w:rPr>
-      </w:r>
-    </w:p>
-    <w:p>
-      <w:pPr/>
-      <w:r>
-        <w:rPr>
-          <w:lang w:val="id_ID" w:bidi="id_ID"/>
-        </w:rPr>
-      </w:r>
     </w:p>
     <w:p>
       <w:pPr/>
@@ -294,24 +237,6 @@
         </w:rPr>
         <w:t xml:space="preserve"> – Kiranya ia mencium aku dengan kecupan! Karena cintamu lebih nikmat dari pada anggur,</w:t>
       </w:r>
-      <w:r>
-        <w:rPr>
-          <w:lang w:val="id_ID" w:bidi="id_ID"/>
-        </w:rPr>
-      </w:r>
-      <w:r>
-        <w:rPr>
-          <w:lang w:val="id_ID" w:bidi="id_ID"/>
-        </w:rPr>
-      </w:r>
-    </w:p>
-    <w:p>
-      <w:pPr/>
-      <w:r>
-        <w:rPr>
-          <w:lang w:val="id_ID" w:bidi="id_ID"/>
-        </w:rPr>
-      </w:r>
     </w:p>
     <w:p>
       <w:pPr/>
@@ -333,24 +258,6 @@
         </w:rPr>
         <w:t xml:space="preserve"> harum bau minyakmu, bagaikan minyak yang tercurah namamu, oleh sebab itu gadis-gadis cinta kepadamu!</w:t>
       </w:r>
-      <w:r>
-        <w:rPr>
-          <w:lang w:val="id_ID" w:bidi="id_ID"/>
-        </w:rPr>
-      </w:r>
-      <w:r>
-        <w:rPr>
-          <w:lang w:val="id_ID" w:bidi="id_ID"/>
-        </w:rPr>
-      </w:r>
-    </w:p>
-    <w:p>
-      <w:pPr/>
-      <w:r>
-        <w:rPr>
-          <w:lang w:val="id_ID" w:bidi="id_ID"/>
-        </w:rPr>
-      </w:r>
     </w:p>
     <w:p>
       <w:pPr/>
@@ -372,24 +279,6 @@
         </w:rPr>
         <w:t xml:space="preserve"> Tariklah aku di belakangmu, marilah kita cepat-cepat pergi! Sang raja telah membawa aku ke dalam maligai-maligainya. Kami akan bersorak-sorai dan bergembira karena engkau, kami akan memuji cintamu lebih dari pada anggur! Layaklah mereka cinta kepadamu!</w:t>
       </w:r>
-      <w:r>
-        <w:rPr>
-          <w:lang w:val="id_ID" w:bidi="id_ID"/>
-        </w:rPr>
-      </w:r>
-      <w:r>
-        <w:rPr>
-          <w:lang w:val="id_ID" w:bidi="id_ID"/>
-        </w:rPr>
-      </w:r>
-    </w:p>
-    <w:p>
-      <w:pPr/>
-      <w:r>
-        <w:rPr>
-          <w:lang w:val="id_ID" w:bidi="id_ID"/>
-        </w:rPr>
-      </w:r>
     </w:p>
     <w:p>
       <w:pPr/>
@@ -411,24 +300,6 @@
         </w:rPr>
         <w:t xml:space="preserve"> Memang hitam aku, tetapi cantik, hai puteri-puteri Yerusalem, seperti kemah orang Kedar, seperti tirai-tirai orang Salma.</w:t>
       </w:r>
-      <w:r>
-        <w:rPr>
-          <w:lang w:val="id_ID" w:bidi="id_ID"/>
-        </w:rPr>
-      </w:r>
-      <w:r>
-        <w:rPr>
-          <w:lang w:val="id_ID" w:bidi="id_ID"/>
-        </w:rPr>
-      </w:r>
-    </w:p>
-    <w:p>
-      <w:pPr/>
-      <w:r>
-        <w:rPr>
-          <w:lang w:val="id_ID" w:bidi="id_ID"/>
-        </w:rPr>
-      </w:r>
     </w:p>
     <w:p>
       <w:pPr/>
@@ -450,24 +321,6 @@
         </w:rPr>
         <w:t xml:space="preserve"> Janganlah kamu perhatikan bahwa aku hitam, karena terik matahari membakar aku. Putera-putera ibuku marah kepadaku, aku dijadikan mereka penjaga kebun-kebun anggur; kebun anggurku sendiri tak kujaga.</w:t>
       </w:r>
-      <w:r>
-        <w:rPr>
-          <w:lang w:val="id_ID" w:bidi="id_ID"/>
-        </w:rPr>
-      </w:r>
-      <w:r>
-        <w:rPr>
-          <w:lang w:val="id_ID" w:bidi="id_ID"/>
-        </w:rPr>
-      </w:r>
-    </w:p>
-    <w:p>
-      <w:pPr/>
-      <w:r>
-        <w:rPr>
-          <w:lang w:val="id_ID" w:bidi="id_ID"/>
-        </w:rPr>
-      </w:r>
     </w:p>
     <w:p>
       <w:pPr/>
@@ -489,24 +342,6 @@
         </w:rPr>
         <w:t xml:space="preserve"> Ceriterakanlah kepadaku, jantung hatiku, di mana kakanda menggembalakan domba, di mana kakanda membiarkan domba-domba berbaring pada petang hari. Karena mengapa aku akan jadi serupa pengembara dekat kawanan-kawanan domba teman-temanmu?</w:t>
       </w:r>
-      <w:r>
-        <w:rPr>
-          <w:lang w:val="id_ID" w:bidi="id_ID"/>
-        </w:rPr>
-      </w:r>
-      <w:r>
-        <w:rPr>
-          <w:lang w:val="id_ID" w:bidi="id_ID"/>
-        </w:rPr>
-      </w:r>
-    </w:p>
-    <w:p>
-      <w:pPr/>
-      <w:r>
-        <w:rPr>
-          <w:lang w:val="id_ID" w:bidi="id_ID"/>
-        </w:rPr>
-      </w:r>
     </w:p>
     <w:p>
       <w:pPr/>
@@ -528,24 +363,6 @@
         </w:rPr>
         <w:t xml:space="preserve"> – Jika engkau tak tahu, hai jelita di antara wanita, ikutilah jejak-jejak domba, dan gembalakanlah anak-anak kambingmu dekat perkemahan para gembala.</w:t>
       </w:r>
-      <w:r>
-        <w:rPr>
-          <w:lang w:val="id_ID" w:bidi="id_ID"/>
-        </w:rPr>
-      </w:r>
-      <w:r>
-        <w:rPr>
-          <w:lang w:val="id_ID" w:bidi="id_ID"/>
-        </w:rPr>
-      </w:r>
-    </w:p>
-    <w:p>
-      <w:pPr/>
-      <w:r>
-        <w:rPr>
-          <w:lang w:val="id_ID" w:bidi="id_ID"/>
-        </w:rPr>
-      </w:r>
     </w:p>
     <w:p>
       <w:pPr/>
@@ -567,24 +384,6 @@
         </w:rPr>
         <w:t xml:space="preserve"> – Dengan kuda betina dari pada kereta-kereta Firaun kuumpamakan engkau, manisku.</w:t>
       </w:r>
-      <w:r>
-        <w:rPr>
-          <w:lang w:val="id_ID" w:bidi="id_ID"/>
-        </w:rPr>
-      </w:r>
-      <w:r>
-        <w:rPr>
-          <w:lang w:val="id_ID" w:bidi="id_ID"/>
-        </w:rPr>
-      </w:r>
-    </w:p>
-    <w:p>
-      <w:pPr/>
-      <w:r>
-        <w:rPr>
-          <w:lang w:val="id_ID" w:bidi="id_ID"/>
-        </w:rPr>
-      </w:r>
     </w:p>
     <w:p>
       <w:pPr/>
@@ -606,24 +405,6 @@
         </w:rPr>
         <w:t xml:space="preserve"> Moleklah pipimu di tengah perhiasan-perhiasan dan lehermu di tengah kalung-kalung.</w:t>
       </w:r>
-      <w:r>
-        <w:rPr>
-          <w:lang w:val="id_ID" w:bidi="id_ID"/>
-        </w:rPr>
-      </w:r>
-      <w:r>
-        <w:rPr>
-          <w:lang w:val="id_ID" w:bidi="id_ID"/>
-        </w:rPr>
-      </w:r>
-    </w:p>
-    <w:p>
-      <w:pPr/>
-      <w:r>
-        <w:rPr>
-          <w:lang w:val="id_ID" w:bidi="id_ID"/>
-        </w:rPr>
-      </w:r>
     </w:p>
     <w:p>
       <w:pPr/>
@@ -645,24 +426,6 @@
         </w:rPr>
         <w:t xml:space="preserve"> Kami akan membuat bagimu perhiasan-perhiasan emas dengan manik-manik perak.</w:t>
       </w:r>
-      <w:r>
-        <w:rPr>
-          <w:lang w:val="id_ID" w:bidi="id_ID"/>
-        </w:rPr>
-      </w:r>
-      <w:r>
-        <w:rPr>
-          <w:lang w:val="id_ID" w:bidi="id_ID"/>
-        </w:rPr>
-      </w:r>
-    </w:p>
-    <w:p>
-      <w:pPr/>
-      <w:r>
-        <w:rPr>
-          <w:lang w:val="id_ID" w:bidi="id_ID"/>
-        </w:rPr>
-      </w:r>
     </w:p>
     <w:p>
       <w:pPr/>
@@ -684,24 +447,6 @@
         </w:rPr>
         <w:t xml:space="preserve"> – Sementara sang raja duduk pada mejanya, semerbak bau narwastuku.</w:t>
       </w:r>
-      <w:r>
-        <w:rPr>
-          <w:lang w:val="id_ID" w:bidi="id_ID"/>
-        </w:rPr>
-      </w:r>
-      <w:r>
-        <w:rPr>
-          <w:lang w:val="id_ID" w:bidi="id_ID"/>
-        </w:rPr>
-      </w:r>
-    </w:p>
-    <w:p>
-      <w:pPr/>
-      <w:r>
-        <w:rPr>
-          <w:lang w:val="id_ID" w:bidi="id_ID"/>
-        </w:rPr>
-      </w:r>
     </w:p>
     <w:p>
       <w:pPr/>
@@ -723,24 +468,6 @@
         </w:rPr>
         <w:t xml:space="preserve"> Bagiku kekasihku bagaikan sebungkus mur, tersisip di antara buah dadaku.</w:t>
       </w:r>
-      <w:r>
-        <w:rPr>
-          <w:lang w:val="id_ID" w:bidi="id_ID"/>
-        </w:rPr>
-      </w:r>
-      <w:r>
-        <w:rPr>
-          <w:lang w:val="id_ID" w:bidi="id_ID"/>
-        </w:rPr>
-      </w:r>
-    </w:p>
-    <w:p>
-      <w:pPr/>
-      <w:r>
-        <w:rPr>
-          <w:lang w:val="id_ID" w:bidi="id_ID"/>
-        </w:rPr>
-      </w:r>
     </w:p>
     <w:p>
       <w:pPr/>
@@ -762,24 +489,6 @@
         </w:rPr>
         <w:t xml:space="preserve"> Bagiku kekasihku setangkai bunga pacar di kebun-kebun anggur En-Gedi.</w:t>
       </w:r>
-      <w:r>
-        <w:rPr>
-          <w:lang w:val="id_ID" w:bidi="id_ID"/>
-        </w:rPr>
-      </w:r>
-      <w:r>
-        <w:rPr>
-          <w:lang w:val="id_ID" w:bidi="id_ID"/>
-        </w:rPr>
-      </w:r>
-    </w:p>
-    <w:p>
-      <w:pPr/>
-      <w:r>
-        <w:rPr>
-          <w:lang w:val="id_ID" w:bidi="id_ID"/>
-        </w:rPr>
-      </w:r>
     </w:p>
     <w:p>
       <w:pPr/>
@@ -801,24 +510,6 @@
         </w:rPr>
         <w:t xml:space="preserve"> – Lihatlah, cantik engkau, manisku, sungguh cantik engkau, bagaikan merpati matamu.</w:t>
       </w:r>
-      <w:r>
-        <w:rPr>
-          <w:lang w:val="id_ID" w:bidi="id_ID"/>
-        </w:rPr>
-      </w:r>
-      <w:r>
-        <w:rPr>
-          <w:lang w:val="id_ID" w:bidi="id_ID"/>
-        </w:rPr>
-      </w:r>
-    </w:p>
-    <w:p>
-      <w:pPr/>
-      <w:r>
-        <w:rPr>
-          <w:lang w:val="id_ID" w:bidi="id_ID"/>
-        </w:rPr>
-      </w:r>
     </w:p>
     <w:p>
       <w:pPr/>
@@ -840,24 +531,6 @@
         </w:rPr>
         <w:t xml:space="preserve"> – Lihatlah, tampan engkau, kekasihku, sungguh menarik; sungguh sejuk petiduran kita.</w:t>
       </w:r>
-      <w:r>
-        <w:rPr>
-          <w:lang w:val="id_ID" w:bidi="id_ID"/>
-        </w:rPr>
-      </w:r>
-      <w:r>
-        <w:rPr>
-          <w:lang w:val="id_ID" w:bidi="id_ID"/>
-        </w:rPr>
-      </w:r>
-    </w:p>
-    <w:p>
-      <w:pPr/>
-      <w:r>
-        <w:rPr>
-          <w:lang w:val="id_ID" w:bidi="id_ID"/>
-        </w:rPr>
-      </w:r>
     </w:p>
     <w:p>
       <w:pPr/>
@@ -879,24 +552,6 @@
         </w:rPr>
         <w:t xml:space="preserve"> Dari kayu aras balok-balok rumah kita, dari kayu eru papan dinding-dinding kita.</w:t>
       </w:r>
-      <w:r>
-        <w:rPr>
-          <w:lang w:val="id_ID" w:bidi="id_ID"/>
-        </w:rPr>
-      </w:r>
-      <w:r>
-        <w:rPr>
-          <w:lang w:val="id_ID" w:bidi="id_ID"/>
-        </w:rPr>
-      </w:r>
-    </w:p>
-    <w:p>
-      <w:pPr/>
-      <w:r>
-        <w:rPr>
-          <w:lang w:val="id_ID" w:bidi="id_ID"/>
-        </w:rPr>
-      </w:r>
     </w:p>
     <w:p>
       <w:pPr>
@@ -934,24 +589,6 @@
         </w:rPr>
         <w:t xml:space="preserve"> Bunga mawar dari Saron aku, bunga bakung di lembah-lembah.</w:t>
       </w:r>
-      <w:r>
-        <w:rPr>
-          <w:lang w:val="id_ID" w:bidi="id_ID"/>
-        </w:rPr>
-      </w:r>
-      <w:r>
-        <w:rPr>
-          <w:lang w:val="id_ID" w:bidi="id_ID"/>
-        </w:rPr>
-      </w:r>
-    </w:p>
-    <w:p>
-      <w:pPr/>
-      <w:r>
-        <w:rPr>
-          <w:lang w:val="id_ID" w:bidi="id_ID"/>
-        </w:rPr>
-      </w:r>
     </w:p>
     <w:p>
       <w:pPr/>
@@ -973,24 +610,6 @@
         </w:rPr>
         <w:t xml:space="preserve"> – Seperti bunga bakung di antara duri-duri, demikianlah manisku di antara gadis-gadis.</w:t>
       </w:r>
-      <w:r>
-        <w:rPr>
-          <w:lang w:val="id_ID" w:bidi="id_ID"/>
-        </w:rPr>
-      </w:r>
-      <w:r>
-        <w:rPr>
-          <w:lang w:val="id_ID" w:bidi="id_ID"/>
-        </w:rPr>
-      </w:r>
-    </w:p>
-    <w:p>
-      <w:pPr/>
-      <w:r>
-        <w:rPr>
-          <w:lang w:val="id_ID" w:bidi="id_ID"/>
-        </w:rPr>
-      </w:r>
     </w:p>
     <w:p>
       <w:pPr/>
@@ -1012,24 +631,6 @@
         </w:rPr>
         <w:t xml:space="preserve"> – Seperti pohon apel di antara pohon-pohon di hutan, demikianlah kekasihku di antara teruna-teruna. Di bawah naungannya aku ingin duduk, buahnya manis bagi langit-langitku.</w:t>
       </w:r>
-      <w:r>
-        <w:rPr>
-          <w:lang w:val="id_ID" w:bidi="id_ID"/>
-        </w:rPr>
-      </w:r>
-      <w:r>
-        <w:rPr>
-          <w:lang w:val="id_ID" w:bidi="id_ID"/>
-        </w:rPr>
-      </w:r>
-    </w:p>
-    <w:p>
-      <w:pPr/>
-      <w:r>
-        <w:rPr>
-          <w:lang w:val="id_ID" w:bidi="id_ID"/>
-        </w:rPr>
-      </w:r>
     </w:p>
     <w:p>
       <w:pPr/>
@@ -1051,24 +652,6 @@
         </w:rPr>
         <w:t xml:space="preserve"> Telah dibawanya aku ke rumah pesta, dan panjinya di atasku adalah cinta.</w:t>
       </w:r>
-      <w:r>
-        <w:rPr>
-          <w:lang w:val="id_ID" w:bidi="id_ID"/>
-        </w:rPr>
-      </w:r>
-      <w:r>
-        <w:rPr>
-          <w:lang w:val="id_ID" w:bidi="id_ID"/>
-        </w:rPr>
-      </w:r>
-    </w:p>
-    <w:p>
-      <w:pPr/>
-      <w:r>
-        <w:rPr>
-          <w:lang w:val="id_ID" w:bidi="id_ID"/>
-        </w:rPr>
-      </w:r>
     </w:p>
     <w:p>
       <w:pPr/>
@@ -1090,24 +673,6 @@
         </w:rPr>
         <w:t xml:space="preserve"> Kuatkanlah aku dengan penganan kismis, segarkanlah aku dengan buah apel, sebab sakit asmara aku.</w:t>
       </w:r>
-      <w:r>
-        <w:rPr>
-          <w:lang w:val="id_ID" w:bidi="id_ID"/>
-        </w:rPr>
-      </w:r>
-      <w:r>
-        <w:rPr>
-          <w:lang w:val="id_ID" w:bidi="id_ID"/>
-        </w:rPr>
-      </w:r>
-    </w:p>
-    <w:p>
-      <w:pPr/>
-      <w:r>
-        <w:rPr>
-          <w:lang w:val="id_ID" w:bidi="id_ID"/>
-        </w:rPr>
-      </w:r>
     </w:p>
     <w:p>
       <w:pPr/>
@@ -1129,24 +694,6 @@
         </w:rPr>
         <w:t xml:space="preserve"> Tangan kirinya ada di bawah kepalaku, tangan kanannya memeluk aku.</w:t>
       </w:r>
-      <w:r>
-        <w:rPr>
-          <w:lang w:val="id_ID" w:bidi="id_ID"/>
-        </w:rPr>
-      </w:r>
-      <w:r>
-        <w:rPr>
-          <w:lang w:val="id_ID" w:bidi="id_ID"/>
-        </w:rPr>
-      </w:r>
-    </w:p>
-    <w:p>
-      <w:pPr/>
-      <w:r>
-        <w:rPr>
-          <w:lang w:val="id_ID" w:bidi="id_ID"/>
-        </w:rPr>
-      </w:r>
     </w:p>
     <w:p>
       <w:pPr/>
@@ -1168,24 +715,6 @@
         </w:rPr>
         <w:t xml:space="preserve"> Kusumpahi kamu, puteri-puteri Yerusalem, demi kijang-kijang atau demi rusa-rusa betina di padang: jangan kamu membangkitkan dan menggerakkan cinta sebelum diingininya!</w:t>
       </w:r>
-      <w:r>
-        <w:rPr>
-          <w:lang w:val="id_ID" w:bidi="id_ID"/>
-        </w:rPr>
-      </w:r>
-      <w:r>
-        <w:rPr>
-          <w:lang w:val="id_ID" w:bidi="id_ID"/>
-        </w:rPr>
-      </w:r>
-    </w:p>
-    <w:p>
-      <w:pPr/>
-      <w:r>
-        <w:rPr>
-          <w:lang w:val="id_ID" w:bidi="id_ID"/>
-        </w:rPr>
-      </w:r>
     </w:p>
     <w:p>
       <w:pPr/>
@@ -1207,24 +736,6 @@
         </w:rPr>
         <w:t xml:space="preserve"> Dengarlah! Kekasihku! Lihatlah, ia datang, melompat-lompat di atas gunung-gunung, meloncat-loncat di atas bukit-bukit.</w:t>
       </w:r>
-      <w:r>
-        <w:rPr>
-          <w:lang w:val="id_ID" w:bidi="id_ID"/>
-        </w:rPr>
-      </w:r>
-      <w:r>
-        <w:rPr>
-          <w:lang w:val="id_ID" w:bidi="id_ID"/>
-        </w:rPr>
-      </w:r>
-    </w:p>
-    <w:p>
-      <w:pPr/>
-      <w:r>
-        <w:rPr>
-          <w:lang w:val="id_ID" w:bidi="id_ID"/>
-        </w:rPr>
-      </w:r>
     </w:p>
     <w:p>
       <w:pPr/>
@@ -1246,24 +757,6 @@
         </w:rPr>
         <w:t xml:space="preserve"> Kekasihku serupa kijang, atau anak rusa. Lihatlah, ia berdiri di balik dinding kita, sambil menengok-nengok melalui tingkap-tingkap dan melihat dari kisi-kisi.</w:t>
       </w:r>
-      <w:r>
-        <w:rPr>
-          <w:lang w:val="id_ID" w:bidi="id_ID"/>
-        </w:rPr>
-      </w:r>
-      <w:r>
-        <w:rPr>
-          <w:lang w:val="id_ID" w:bidi="id_ID"/>
-        </w:rPr>
-      </w:r>
-    </w:p>
-    <w:p>
-      <w:pPr/>
-      <w:r>
-        <w:rPr>
-          <w:lang w:val="id_ID" w:bidi="id_ID"/>
-        </w:rPr>
-      </w:r>
     </w:p>
     <w:p>
       <w:pPr/>
@@ -1285,24 +778,6 @@
         </w:rPr>
         <w:t xml:space="preserve"> Kekasihku mulai berbicara kepadaku: ”Bangunlah manisku, jelitaku, marilah!</w:t>
       </w:r>
-      <w:r>
-        <w:rPr>
-          <w:lang w:val="id_ID" w:bidi="id_ID"/>
-        </w:rPr>
-      </w:r>
-      <w:r>
-        <w:rPr>
-          <w:lang w:val="id_ID" w:bidi="id_ID"/>
-        </w:rPr>
-      </w:r>
-    </w:p>
-    <w:p>
-      <w:pPr/>
-      <w:r>
-        <w:rPr>
-          <w:lang w:val="id_ID" w:bidi="id_ID"/>
-        </w:rPr>
-      </w:r>
     </w:p>
     <w:p>
       <w:pPr/>
@@ -1324,24 +799,6 @@
         </w:rPr>
         <w:t xml:space="preserve"> Karena lihatlah, musim dingin telah lewat, hujan telah berhenti dan sudah lalu.</w:t>
       </w:r>
-      <w:r>
-        <w:rPr>
-          <w:lang w:val="id_ID" w:bidi="id_ID"/>
-        </w:rPr>
-      </w:r>
-      <w:r>
-        <w:rPr>
-          <w:lang w:val="id_ID" w:bidi="id_ID"/>
-        </w:rPr>
-      </w:r>
-    </w:p>
-    <w:p>
-      <w:pPr/>
-      <w:r>
-        <w:rPr>
-          <w:lang w:val="id_ID" w:bidi="id_ID"/>
-        </w:rPr>
-      </w:r>
     </w:p>
     <w:p>
       <w:pPr/>
@@ -1363,24 +820,6 @@
         </w:rPr>
         <w:t xml:space="preserve"> Di ladang telah nampak bunga-bunga, tibalah musim memangkas; bunyi tekukur terdengar di tanah kita.</w:t>
       </w:r>
-      <w:r>
-        <w:rPr>
-          <w:lang w:val="id_ID" w:bidi="id_ID"/>
-        </w:rPr>
-      </w:r>
-      <w:r>
-        <w:rPr>
-          <w:lang w:val="id_ID" w:bidi="id_ID"/>
-        </w:rPr>
-      </w:r>
-    </w:p>
-    <w:p>
-      <w:pPr/>
-      <w:r>
-        <w:rPr>
-          <w:lang w:val="id_ID" w:bidi="id_ID"/>
-        </w:rPr>
-      </w:r>
     </w:p>
     <w:p>
       <w:pPr/>
@@ -1402,24 +841,6 @@
         </w:rPr>
         <w:t xml:space="preserve"> Pohon ara mulai berbuah, dan bunga pohon anggur semerbak baunya. Bangunlah, manisku, jelitaku, marilah!</w:t>
       </w:r>
-      <w:r>
-        <w:rPr>
-          <w:lang w:val="id_ID" w:bidi="id_ID"/>
-        </w:rPr>
-      </w:r>
-      <w:r>
-        <w:rPr>
-          <w:lang w:val="id_ID" w:bidi="id_ID"/>
-        </w:rPr>
-      </w:r>
-    </w:p>
-    <w:p>
-      <w:pPr/>
-      <w:r>
-        <w:rPr>
-          <w:lang w:val="id_ID" w:bidi="id_ID"/>
-        </w:rPr>
-      </w:r>
     </w:p>
     <w:p>
       <w:pPr/>
@@ -1441,24 +862,6 @@
         </w:rPr>
         <w:t xml:space="preserve"> Merpatiku di celah-celah batu, di persembunyian lereng-lereng gunung, perlihatkanlah wajahmu, perdengarkanlah suaramu! Sebab merdu suaramu dan elok wajahmu!”</w:t>
       </w:r>
-      <w:r>
-        <w:rPr>
-          <w:lang w:val="id_ID" w:bidi="id_ID"/>
-        </w:rPr>
-      </w:r>
-      <w:r>
-        <w:rPr>
-          <w:lang w:val="id_ID" w:bidi="id_ID"/>
-        </w:rPr>
-      </w:r>
-    </w:p>
-    <w:p>
-      <w:pPr/>
-      <w:r>
-        <w:rPr>
-          <w:lang w:val="id_ID" w:bidi="id_ID"/>
-        </w:rPr>
-      </w:r>
     </w:p>
     <w:p>
       <w:pPr/>
@@ -1480,24 +883,6 @@
         </w:rPr>
         <w:t xml:space="preserve"> Tangkaplah bagi kami rubah-rubah itu, rubah-rubah yang kecil, yang merusak kebun-kebun anggur, kebun-kebun anggur kami yang sedang berbunga!</w:t>
       </w:r>
-      <w:r>
-        <w:rPr>
-          <w:lang w:val="id_ID" w:bidi="id_ID"/>
-        </w:rPr>
-      </w:r>
-      <w:r>
-        <w:rPr>
-          <w:lang w:val="id_ID" w:bidi="id_ID"/>
-        </w:rPr>
-      </w:r>
-    </w:p>
-    <w:p>
-      <w:pPr/>
-      <w:r>
-        <w:rPr>
-          <w:lang w:val="id_ID" w:bidi="id_ID"/>
-        </w:rPr>
-      </w:r>
     </w:p>
     <w:p>
       <w:pPr/>
@@ -1519,24 +904,6 @@
         </w:rPr>
         <w:t xml:space="preserve"> Kekasihku kepunyaanku, dan aku kepunyaan dia yang menggembalakan domba di tengah-tengah bunga bakung.</w:t>
       </w:r>
-      <w:r>
-        <w:rPr>
-          <w:lang w:val="id_ID" w:bidi="id_ID"/>
-        </w:rPr>
-      </w:r>
-      <w:r>
-        <w:rPr>
-          <w:lang w:val="id_ID" w:bidi="id_ID"/>
-        </w:rPr>
-      </w:r>
-    </w:p>
-    <w:p>
-      <w:pPr/>
-      <w:r>
-        <w:rPr>
-          <w:lang w:val="id_ID" w:bidi="id_ID"/>
-        </w:rPr>
-      </w:r>
     </w:p>
     <w:p>
       <w:pPr/>
@@ -1558,24 +925,6 @@
         </w:rPr>
         <w:t xml:space="preserve"> Sebelum angin senja berembus dan bayang-bayang menghilang, kembalilah, kekasihku, berlakulah seperti kijang, atau seperti anak rusa di atas gunung-gunung tanaman rempah-rempah!</w:t>
       </w:r>
-      <w:r>
-        <w:rPr>
-          <w:lang w:val="id_ID" w:bidi="id_ID"/>
-        </w:rPr>
-      </w:r>
-      <w:r>
-        <w:rPr>
-          <w:lang w:val="id_ID" w:bidi="id_ID"/>
-        </w:rPr>
-      </w:r>
-    </w:p>
-    <w:p>
-      <w:pPr/>
-      <w:r>
-        <w:rPr>
-          <w:lang w:val="id_ID" w:bidi="id_ID"/>
-        </w:rPr>
-      </w:r>
     </w:p>
     <w:p>
       <w:pPr>
@@ -1613,24 +962,6 @@
         </w:rPr>
         <w:t xml:space="preserve"> Di atas ranjangku pada malam hari kucari jantung hatiku. Kucari, tetapi tak kutemui dia.</w:t>
       </w:r>
-      <w:r>
-        <w:rPr>
-          <w:lang w:val="id_ID" w:bidi="id_ID"/>
-        </w:rPr>
-      </w:r>
-      <w:r>
-        <w:rPr>
-          <w:lang w:val="id_ID" w:bidi="id_ID"/>
-        </w:rPr>
-      </w:r>
-    </w:p>
-    <w:p>
-      <w:pPr/>
-      <w:r>
-        <w:rPr>
-          <w:lang w:val="id_ID" w:bidi="id_ID"/>
-        </w:rPr>
-      </w:r>
     </w:p>
     <w:p>
       <w:pPr/>
@@ -1652,24 +983,6 @@
         </w:rPr>
         <w:t xml:space="preserve"> Aku hendak bangun dan berkeliling di kota; di jalan-jalan dan di lapangan-lapangan kucari dia, jantung hatiku. Kucari, tetapi tak kutemui dia.</w:t>
       </w:r>
-      <w:r>
-        <w:rPr>
-          <w:lang w:val="id_ID" w:bidi="id_ID"/>
-        </w:rPr>
-      </w:r>
-      <w:r>
-        <w:rPr>
-          <w:lang w:val="id_ID" w:bidi="id_ID"/>
-        </w:rPr>
-      </w:r>
-    </w:p>
-    <w:p>
-      <w:pPr/>
-      <w:r>
-        <w:rPr>
-          <w:lang w:val="id_ID" w:bidi="id_ID"/>
-        </w:rPr>
-      </w:r>
     </w:p>
     <w:p>
       <w:pPr/>
@@ -1691,24 +1004,6 @@
         </w:rPr>
         <w:t xml:space="preserve"> Aku ditemui peronda-peronda kota. ”Apakah kamu melihat jantung hatiku?”</w:t>
       </w:r>
-      <w:r>
-        <w:rPr>
-          <w:lang w:val="id_ID" w:bidi="id_ID"/>
-        </w:rPr>
-      </w:r>
-      <w:r>
-        <w:rPr>
-          <w:lang w:val="id_ID" w:bidi="id_ID"/>
-        </w:rPr>
-      </w:r>
-    </w:p>
-    <w:p>
-      <w:pPr/>
-      <w:r>
-        <w:rPr>
-          <w:lang w:val="id_ID" w:bidi="id_ID"/>
-        </w:rPr>
-      </w:r>
     </w:p>
     <w:p>
       <w:pPr/>
@@ -1730,24 +1025,6 @@
         </w:rPr>
         <w:t xml:space="preserve"> Baru saja aku meninggalkan mereka, kutemui jantung hatiku; kupegang dan tak kulepaskan dia, sampai kubawa dia ke rumah ibuku, ke kamar orang yang melahirkan aku.</w:t>
       </w:r>
-      <w:r>
-        <w:rPr>
-          <w:lang w:val="id_ID" w:bidi="id_ID"/>
-        </w:rPr>
-      </w:r>
-      <w:r>
-        <w:rPr>
-          <w:lang w:val="id_ID" w:bidi="id_ID"/>
-        </w:rPr>
-      </w:r>
-    </w:p>
-    <w:p>
-      <w:pPr/>
-      <w:r>
-        <w:rPr>
-          <w:lang w:val="id_ID" w:bidi="id_ID"/>
-        </w:rPr>
-      </w:r>
     </w:p>
     <w:p>
       <w:pPr/>
@@ -1769,24 +1046,6 @@
         </w:rPr>
         <w:t xml:space="preserve"> Kusumpahi kamu, puteri-puteri Yerusalem, demi kijang-kijang atau demi rusa-rusa betina di padang: jangan kamu membangkitkan dan menggerakkan cinta sebelum diingininya!</w:t>
       </w:r>
-      <w:r>
-        <w:rPr>
-          <w:lang w:val="id_ID" w:bidi="id_ID"/>
-        </w:rPr>
-      </w:r>
-      <w:r>
-        <w:rPr>
-          <w:lang w:val="id_ID" w:bidi="id_ID"/>
-        </w:rPr>
-      </w:r>
-    </w:p>
-    <w:p>
-      <w:pPr/>
-      <w:r>
-        <w:rPr>
-          <w:lang w:val="id_ID" w:bidi="id_ID"/>
-        </w:rPr>
-      </w:r>
     </w:p>
     <w:p>
       <w:pPr/>
@@ -1808,24 +1067,6 @@
         </w:rPr>
         <w:t xml:space="preserve"> Apakah itu yang membubung dari padang gurun seperti gumpalan-gumpalan asap tersaput dengan harum mur dan kemenyan dan bau segala macam serbuk wangi dari pedagang?</w:t>
       </w:r>
-      <w:r>
-        <w:rPr>
-          <w:lang w:val="id_ID" w:bidi="id_ID"/>
-        </w:rPr>
-      </w:r>
-      <w:r>
-        <w:rPr>
-          <w:lang w:val="id_ID" w:bidi="id_ID"/>
-        </w:rPr>
-      </w:r>
-    </w:p>
-    <w:p>
-      <w:pPr/>
-      <w:r>
-        <w:rPr>
-          <w:lang w:val="id_ID" w:bidi="id_ID"/>
-        </w:rPr>
-      </w:r>
     </w:p>
     <w:p>
       <w:pPr/>
@@ -1847,24 +1088,6 @@
         </w:rPr>
         <w:t xml:space="preserve"> Lihat, itulah joli Salomo, dikelilingi oleh enam puluh pahlawan dari antara pahlawan-pahlawan Israel.</w:t>
       </w:r>
-      <w:r>
-        <w:rPr>
-          <w:lang w:val="id_ID" w:bidi="id_ID"/>
-        </w:rPr>
-      </w:r>
-      <w:r>
-        <w:rPr>
-          <w:lang w:val="id_ID" w:bidi="id_ID"/>
-        </w:rPr>
-      </w:r>
-    </w:p>
-    <w:p>
-      <w:pPr/>
-      <w:r>
-        <w:rPr>
-          <w:lang w:val="id_ID" w:bidi="id_ID"/>
-        </w:rPr>
-      </w:r>
     </w:p>
     <w:p>
       <w:pPr/>
@@ -1886,24 +1109,6 @@
         </w:rPr>
         <w:t xml:space="preserve"> Semua membawa pedang, terlatih dalam perang, masing-masing dengan pedang pada pinggang karena kedahsyatan malam.</w:t>
       </w:r>
-      <w:r>
-        <w:rPr>
-          <w:lang w:val="id_ID" w:bidi="id_ID"/>
-        </w:rPr>
-      </w:r>
-      <w:r>
-        <w:rPr>
-          <w:lang w:val="id_ID" w:bidi="id_ID"/>
-        </w:rPr>
-      </w:r>
-    </w:p>
-    <w:p>
-      <w:pPr/>
-      <w:r>
-        <w:rPr>
-          <w:lang w:val="id_ID" w:bidi="id_ID"/>
-        </w:rPr>
-      </w:r>
     </w:p>
     <w:p>
       <w:pPr/>
@@ -1925,24 +1130,6 @@
         </w:rPr>
         <w:t xml:space="preserve"> Raja Salomo membuat bagi dirinya suatu tandu dari kayu Libanon.</w:t>
       </w:r>
-      <w:r>
-        <w:rPr>
-          <w:lang w:val="id_ID" w:bidi="id_ID"/>
-        </w:rPr>
-      </w:r>
-      <w:r>
-        <w:rPr>
-          <w:lang w:val="id_ID" w:bidi="id_ID"/>
-        </w:rPr>
-      </w:r>
-    </w:p>
-    <w:p>
-      <w:pPr/>
-      <w:r>
-        <w:rPr>
-          <w:lang w:val="id_ID" w:bidi="id_ID"/>
-        </w:rPr>
-      </w:r>
     </w:p>
     <w:p>
       <w:pPr/>
@@ -1964,24 +1151,6 @@
         </w:rPr>
         <w:t xml:space="preserve"> Tiang-tiangnya dibuatnya dari perak, sandarannya dari emas, tempat duduknya berwarna ungu, bagian dalamnya dihiasi dengan kayu arang. Hai puteri-puteri Yerusalem,</w:t>
       </w:r>
-      <w:r>
-        <w:rPr>
-          <w:lang w:val="id_ID" w:bidi="id_ID"/>
-        </w:rPr>
-      </w:r>
-      <w:r>
-        <w:rPr>
-          <w:lang w:val="id_ID" w:bidi="id_ID"/>
-        </w:rPr>
-      </w:r>
-    </w:p>
-    <w:p>
-      <w:pPr/>
-      <w:r>
-        <w:rPr>
-          <w:lang w:val="id_ID" w:bidi="id_ID"/>
-        </w:rPr>
-      </w:r>
     </w:p>
     <w:p>
       <w:pPr/>
@@ -2003,24 +1172,6 @@
         </w:rPr>
         <w:t xml:space="preserve"> puteri-puteri Sion, keluarlah dan tengoklah raja Salomo dengan mahkota yang dikenakan kepadanya oleh ibunya pada hari pernikahannya, pada hari kesukaan hatinya.</w:t>
       </w:r>
-      <w:r>
-        <w:rPr>
-          <w:lang w:val="id_ID" w:bidi="id_ID"/>
-        </w:rPr>
-      </w:r>
-      <w:r>
-        <w:rPr>
-          <w:lang w:val="id_ID" w:bidi="id_ID"/>
-        </w:rPr>
-      </w:r>
-    </w:p>
-    <w:p>
-      <w:pPr/>
-      <w:r>
-        <w:rPr>
-          <w:lang w:val="id_ID" w:bidi="id_ID"/>
-        </w:rPr>
-      </w:r>
     </w:p>
     <w:p>
       <w:pPr>
@@ -2058,24 +1209,6 @@
         </w:rPr>
         <w:t xml:space="preserve"> Lihatlah, cantik engkau, manisku, sungguh cantik engkau! Bagaikan merpati matamu di balik telekungmu. Rambutmu bagaikan kawanan kambing yang bergelombang turun dari pegunungan Gilead.</w:t>
       </w:r>
-      <w:r>
-        <w:rPr>
-          <w:lang w:val="id_ID" w:bidi="id_ID"/>
-        </w:rPr>
-      </w:r>
-      <w:r>
-        <w:rPr>
-          <w:lang w:val="id_ID" w:bidi="id_ID"/>
-        </w:rPr>
-      </w:r>
-    </w:p>
-    <w:p>
-      <w:pPr/>
-      <w:r>
-        <w:rPr>
-          <w:lang w:val="id_ID" w:bidi="id_ID"/>
-        </w:rPr>
-      </w:r>
     </w:p>
     <w:p>
       <w:pPr/>
@@ -2097,24 +1230,6 @@
         </w:rPr>
         <w:t xml:space="preserve"> Gigimu bagaikan kawanan domba yang baru saja dicukur, yang keluar dari tempat pembasuhan, yang beranak kembar semuanya, yang tak beranak tak ada.</w:t>
       </w:r>
-      <w:r>
-        <w:rPr>
-          <w:lang w:val="id_ID" w:bidi="id_ID"/>
-        </w:rPr>
-      </w:r>
-      <w:r>
-        <w:rPr>
-          <w:lang w:val="id_ID" w:bidi="id_ID"/>
-        </w:rPr>
-      </w:r>
-    </w:p>
-    <w:p>
-      <w:pPr/>
-      <w:r>
-        <w:rPr>
-          <w:lang w:val="id_ID" w:bidi="id_ID"/>
-        </w:rPr>
-      </w:r>
     </w:p>
     <w:p>
       <w:pPr/>
@@ -2136,24 +1251,6 @@
         </w:rPr>
         <w:t xml:space="preserve"> Bagaikan seutas pita kirmizi bibirmu, dan elok mulutmu. Bagaikan belahan buah delima pelipismu di balik telekungmu.</w:t>
       </w:r>
-      <w:r>
-        <w:rPr>
-          <w:lang w:val="id_ID" w:bidi="id_ID"/>
-        </w:rPr>
-      </w:r>
-      <w:r>
-        <w:rPr>
-          <w:lang w:val="id_ID" w:bidi="id_ID"/>
-        </w:rPr>
-      </w:r>
-    </w:p>
-    <w:p>
-      <w:pPr/>
-      <w:r>
-        <w:rPr>
-          <w:lang w:val="id_ID" w:bidi="id_ID"/>
-        </w:rPr>
-      </w:r>
     </w:p>
     <w:p>
       <w:pPr/>
@@ -2175,24 +1272,6 @@
         </w:rPr>
         <w:t xml:space="preserve"> Lehermu seperti menara Daud, dibangun untuk menyimpan senjata. Seribu perisai tergantung padanya dan gada para pahlawan semuanya.</w:t>
       </w:r>
-      <w:r>
-        <w:rPr>
-          <w:lang w:val="id_ID" w:bidi="id_ID"/>
-        </w:rPr>
-      </w:r>
-      <w:r>
-        <w:rPr>
-          <w:lang w:val="id_ID" w:bidi="id_ID"/>
-        </w:rPr>
-      </w:r>
-    </w:p>
-    <w:p>
-      <w:pPr/>
-      <w:r>
-        <w:rPr>
-          <w:lang w:val="id_ID" w:bidi="id_ID"/>
-        </w:rPr>
-      </w:r>
     </w:p>
     <w:p>
       <w:pPr/>
@@ -2214,24 +1293,6 @@
         </w:rPr>
         <w:t xml:space="preserve"> Seperti dua anak rusa buah dadamu, seperti anak kembar kijang yang tengah makan rumput di tengah-tengah bunga bakung.</w:t>
       </w:r>
-      <w:r>
-        <w:rPr>
-          <w:lang w:val="id_ID" w:bidi="id_ID"/>
-        </w:rPr>
-      </w:r>
-      <w:r>
-        <w:rPr>
-          <w:lang w:val="id_ID" w:bidi="id_ID"/>
-        </w:rPr>
-      </w:r>
-    </w:p>
-    <w:p>
-      <w:pPr/>
-      <w:r>
-        <w:rPr>
-          <w:lang w:val="id_ID" w:bidi="id_ID"/>
-        </w:rPr>
-      </w:r>
     </w:p>
     <w:p>
       <w:pPr/>
@@ -2253,24 +1314,6 @@
         </w:rPr>
         <w:t xml:space="preserve"> Sebelum angin senja berembus dan bayang-bayang menghilang, aku ingin pergi ke gunung mur dan ke bukit kemenyan.</w:t>
       </w:r>
-      <w:r>
-        <w:rPr>
-          <w:lang w:val="id_ID" w:bidi="id_ID"/>
-        </w:rPr>
-      </w:r>
-      <w:r>
-        <w:rPr>
-          <w:lang w:val="id_ID" w:bidi="id_ID"/>
-        </w:rPr>
-      </w:r>
-    </w:p>
-    <w:p>
-      <w:pPr/>
-      <w:r>
-        <w:rPr>
-          <w:lang w:val="id_ID" w:bidi="id_ID"/>
-        </w:rPr>
-      </w:r>
     </w:p>
     <w:p>
       <w:pPr/>
@@ -2292,24 +1335,6 @@
         </w:rPr>
         <w:t xml:space="preserve"> Engkau cantik sekali, manisku, tak ada cacat cela padamu.</w:t>
       </w:r>
-      <w:r>
-        <w:rPr>
-          <w:lang w:val="id_ID" w:bidi="id_ID"/>
-        </w:rPr>
-      </w:r>
-      <w:r>
-        <w:rPr>
-          <w:lang w:val="id_ID" w:bidi="id_ID"/>
-        </w:rPr>
-      </w:r>
-    </w:p>
-    <w:p>
-      <w:pPr/>
-      <w:r>
-        <w:rPr>
-          <w:lang w:val="id_ID" w:bidi="id_ID"/>
-        </w:rPr>
-      </w:r>
     </w:p>
     <w:p>
       <w:pPr/>
@@ -2331,24 +1356,6 @@
         </w:rPr>
         <w:t xml:space="preserve"> Turunlah kepadaku dari gunung Libanon, pengantinku, datanglah kepadaku dari gunung Libanon, turunlah dari puncak Amana, dari puncak Senir dan Hermon, dari liang-liang singa, dari pegunungan tempat macan tutul!</w:t>
       </w:r>
-      <w:r>
-        <w:rPr>
-          <w:lang w:val="id_ID" w:bidi="id_ID"/>
-        </w:rPr>
-      </w:r>
-      <w:r>
-        <w:rPr>
-          <w:lang w:val="id_ID" w:bidi="id_ID"/>
-        </w:rPr>
-      </w:r>
-    </w:p>
-    <w:p>
-      <w:pPr/>
-      <w:r>
-        <w:rPr>
-          <w:lang w:val="id_ID" w:bidi="id_ID"/>
-        </w:rPr>
-      </w:r>
     </w:p>
     <w:p>
       <w:pPr/>
@@ -2370,24 +1377,6 @@
         </w:rPr>
         <w:t xml:space="preserve"> Engkau mendebarkan hatiku, dinda, pengantinku, engkau mendebarkan hati dengan satu kejapan mata, dengan seuntai kalung dari perhiasan lehermu.</w:t>
       </w:r>
-      <w:r>
-        <w:rPr>
-          <w:lang w:val="id_ID" w:bidi="id_ID"/>
-        </w:rPr>
-      </w:r>
-      <w:r>
-        <w:rPr>
-          <w:lang w:val="id_ID" w:bidi="id_ID"/>
-        </w:rPr>
-      </w:r>
-    </w:p>
-    <w:p>
-      <w:pPr/>
-      <w:r>
-        <w:rPr>
-          <w:lang w:val="id_ID" w:bidi="id_ID"/>
-        </w:rPr>
-      </w:r>
     </w:p>
     <w:p>
       <w:pPr/>
@@ -2409,24 +1398,6 @@
         </w:rPr>
         <w:t xml:space="preserve"> Betapa nikmat kasihmu, dinda, pengantinku! Jauh lebih nikmat cintamu dari pada anggur, dan lebih harum bau minyakmu dari pada segala macam rempah.</w:t>
       </w:r>
-      <w:r>
-        <w:rPr>
-          <w:lang w:val="id_ID" w:bidi="id_ID"/>
-        </w:rPr>
-      </w:r>
-      <w:r>
-        <w:rPr>
-          <w:lang w:val="id_ID" w:bidi="id_ID"/>
-        </w:rPr>
-      </w:r>
-    </w:p>
-    <w:p>
-      <w:pPr/>
-      <w:r>
-        <w:rPr>
-          <w:lang w:val="id_ID" w:bidi="id_ID"/>
-        </w:rPr>
-      </w:r>
     </w:p>
     <w:p>
       <w:pPr/>
@@ -2448,24 +1419,6 @@
         </w:rPr>
         <w:t xml:space="preserve"> Bibirmu meneteskan madu murni, pengantinku, madu dan susu ada di bawah lidahmu, dan bau pakaianmu seperti bau gunung Libanon.</w:t>
       </w:r>
-      <w:r>
-        <w:rPr>
-          <w:lang w:val="id_ID" w:bidi="id_ID"/>
-        </w:rPr>
-      </w:r>
-      <w:r>
-        <w:rPr>
-          <w:lang w:val="id_ID" w:bidi="id_ID"/>
-        </w:rPr>
-      </w:r>
-    </w:p>
-    <w:p>
-      <w:pPr/>
-      <w:r>
-        <w:rPr>
-          <w:lang w:val="id_ID" w:bidi="id_ID"/>
-        </w:rPr>
-      </w:r>
     </w:p>
     <w:p>
       <w:pPr/>
@@ -2487,24 +1440,6 @@
         </w:rPr>
         <w:t xml:space="preserve"> Dinda, pengantinku, kebun tertutup engkau, kebun tertutup dan mata air termeterai.</w:t>
       </w:r>
-      <w:r>
-        <w:rPr>
-          <w:lang w:val="id_ID" w:bidi="id_ID"/>
-        </w:rPr>
-      </w:r>
-      <w:r>
-        <w:rPr>
-          <w:lang w:val="id_ID" w:bidi="id_ID"/>
-        </w:rPr>
-      </w:r>
-    </w:p>
-    <w:p>
-      <w:pPr/>
-      <w:r>
-        <w:rPr>
-          <w:lang w:val="id_ID" w:bidi="id_ID"/>
-        </w:rPr>
-      </w:r>
     </w:p>
     <w:p>
       <w:pPr/>
@@ -2526,24 +1461,6 @@
         </w:rPr>
         <w:t xml:space="preserve"> Tunas-tunasmu merupakan kebun pohon-pohon delima dengan buah-buahnya yang lezat, bunga pacar dan narwastu,</w:t>
       </w:r>
-      <w:r>
-        <w:rPr>
-          <w:lang w:val="id_ID" w:bidi="id_ID"/>
-        </w:rPr>
-      </w:r>
-      <w:r>
-        <w:rPr>
-          <w:lang w:val="id_ID" w:bidi="id_ID"/>
-        </w:rPr>
-      </w:r>
-    </w:p>
-    <w:p>
-      <w:pPr/>
-      <w:r>
-        <w:rPr>
-          <w:lang w:val="id_ID" w:bidi="id_ID"/>
-        </w:rPr>
-      </w:r>
     </w:p>
     <w:p>
       <w:pPr/>
@@ -2565,24 +1482,6 @@
         </w:rPr>
         <w:t xml:space="preserve"> narwastu dan kunyit, tebu dan kayu manis dengan segala macam pohon kemenyan, mur dan gaharu, beserta pelbagai rempah yang terpilih.</w:t>
       </w:r>
-      <w:r>
-        <w:rPr>
-          <w:lang w:val="id_ID" w:bidi="id_ID"/>
-        </w:rPr>
-      </w:r>
-      <w:r>
-        <w:rPr>
-          <w:lang w:val="id_ID" w:bidi="id_ID"/>
-        </w:rPr>
-      </w:r>
-    </w:p>
-    <w:p>
-      <w:pPr/>
-      <w:r>
-        <w:rPr>
-          <w:lang w:val="id_ID" w:bidi="id_ID"/>
-        </w:rPr>
-      </w:r>
     </w:p>
     <w:p>
       <w:pPr/>
@@ -2604,24 +1503,6 @@
         </w:rPr>
         <w:t xml:space="preserve"> O, mata air di kebun, sumber air hidup, yang mengalir dari gunung Libanon!</w:t>
       </w:r>
-      <w:r>
-        <w:rPr>
-          <w:lang w:val="id_ID" w:bidi="id_ID"/>
-        </w:rPr>
-      </w:r>
-      <w:r>
-        <w:rPr>
-          <w:lang w:val="id_ID" w:bidi="id_ID"/>
-        </w:rPr>
-      </w:r>
-    </w:p>
-    <w:p>
-      <w:pPr/>
-      <w:r>
-        <w:rPr>
-          <w:lang w:val="id_ID" w:bidi="id_ID"/>
-        </w:rPr>
-      </w:r>
     </w:p>
     <w:p>
       <w:pPr/>
@@ -2643,24 +1524,6 @@
         </w:rPr>
         <w:t xml:space="preserve"> – Bangunlah, hai angin utara, dan marilah, hai angin selatan, bertiuplah dalam kebunku, supaya semerbaklah bau rempah-rempahnya! Semoga kekasihku datang ke kebunnya dan makan buah-buahnya yang lezat.</w:t>
       </w:r>
-      <w:r>
-        <w:rPr>
-          <w:lang w:val="id_ID" w:bidi="id_ID"/>
-        </w:rPr>
-      </w:r>
-      <w:r>
-        <w:rPr>
-          <w:lang w:val="id_ID" w:bidi="id_ID"/>
-        </w:rPr>
-      </w:r>
-    </w:p>
-    <w:p>
-      <w:pPr/>
-      <w:r>
-        <w:rPr>
-          <w:lang w:val="id_ID" w:bidi="id_ID"/>
-        </w:rPr>
-      </w:r>
     </w:p>
     <w:p>
       <w:pPr>
@@ -2698,24 +1561,6 @@
         </w:rPr>
         <w:t xml:space="preserve"> – Aku datang ke kebunku, dinda, pengantinku, kukumpulkan mur dan rempah-rempahku, kumakan sambangku dan maduku, kuminum anggurku dan susuku. Makanlah, teman-teman, minumlah, minumlah sampai mabuk cinta!</w:t>
       </w:r>
-      <w:r>
-        <w:rPr>
-          <w:lang w:val="id_ID" w:bidi="id_ID"/>
-        </w:rPr>
-      </w:r>
-      <w:r>
-        <w:rPr>
-          <w:lang w:val="id_ID" w:bidi="id_ID"/>
-        </w:rPr>
-      </w:r>
-    </w:p>
-    <w:p>
-      <w:pPr/>
-      <w:r>
-        <w:rPr>
-          <w:lang w:val="id_ID" w:bidi="id_ID"/>
-        </w:rPr>
-      </w:r>
     </w:p>
     <w:p>
       <w:pPr/>
@@ -2737,24 +1582,6 @@
         </w:rPr>
         <w:t xml:space="preserve"> Aku tidur, tetapi hatiku bangun. Dengarlah, kekasihku mengetuk. ”Bukalah pintu, dinda, manisku, merpatiku, idam-idamanku, karena kepalaku penuh embun, dan rambutku penuh tetesan embun malam!”</w:t>
       </w:r>
-      <w:r>
-        <w:rPr>
-          <w:lang w:val="id_ID" w:bidi="id_ID"/>
-        </w:rPr>
-      </w:r>
-      <w:r>
-        <w:rPr>
-          <w:lang w:val="id_ID" w:bidi="id_ID"/>
-        </w:rPr>
-      </w:r>
-    </w:p>
-    <w:p>
-      <w:pPr/>
-      <w:r>
-        <w:rPr>
-          <w:lang w:val="id_ID" w:bidi="id_ID"/>
-        </w:rPr>
-      </w:r>
     </w:p>
     <w:p>
       <w:pPr/>
@@ -2776,24 +1603,6 @@
         </w:rPr>
         <w:t xml:space="preserve"> ”Bajuku telah kutanggalkan, apakah aku akan mengenakannya lagi? Kakiku telah kubasuh, apakah aku akan mengotorkannya pula?”</w:t>
       </w:r>
-      <w:r>
-        <w:rPr>
-          <w:lang w:val="id_ID" w:bidi="id_ID"/>
-        </w:rPr>
-      </w:r>
-      <w:r>
-        <w:rPr>
-          <w:lang w:val="id_ID" w:bidi="id_ID"/>
-        </w:rPr>
-      </w:r>
-    </w:p>
-    <w:p>
-      <w:pPr/>
-      <w:r>
-        <w:rPr>
-          <w:lang w:val="id_ID" w:bidi="id_ID"/>
-        </w:rPr>
-      </w:r>
     </w:p>
     <w:p>
       <w:pPr/>
@@ -2815,24 +1624,6 @@
         </w:rPr>
         <w:t xml:space="preserve"> Kekasihku memasukkan tangannya melalui lobang pintu, berdebar-debarlah hatiku.</w:t>
       </w:r>
-      <w:r>
-        <w:rPr>
-          <w:lang w:val="id_ID" w:bidi="id_ID"/>
-        </w:rPr>
-      </w:r>
-      <w:r>
-        <w:rPr>
-          <w:lang w:val="id_ID" w:bidi="id_ID"/>
-        </w:rPr>
-      </w:r>
-    </w:p>
-    <w:p>
-      <w:pPr/>
-      <w:r>
-        <w:rPr>
-          <w:lang w:val="id_ID" w:bidi="id_ID"/>
-        </w:rPr>
-      </w:r>
     </w:p>
     <w:p>
       <w:pPr/>
@@ -2854,24 +1645,6 @@
         </w:rPr>
         <w:t xml:space="preserve"> Aku bangun untuk membuka pintu bagi kekasihku, tanganku bertetesan mur; bertetesan cairan mur jari-jariku pada pegangan kancing pintu.</w:t>
       </w:r>
-      <w:r>
-        <w:rPr>
-          <w:lang w:val="id_ID" w:bidi="id_ID"/>
-        </w:rPr>
-      </w:r>
-      <w:r>
-        <w:rPr>
-          <w:lang w:val="id_ID" w:bidi="id_ID"/>
-        </w:rPr>
-      </w:r>
-    </w:p>
-    <w:p>
-      <w:pPr/>
-      <w:r>
-        <w:rPr>
-          <w:lang w:val="id_ID" w:bidi="id_ID"/>
-        </w:rPr>
-      </w:r>
     </w:p>
     <w:p>
       <w:pPr/>
@@ -2893,24 +1666,6 @@
         </w:rPr>
         <w:t xml:space="preserve"> Kekasihku kubukakan pintu, tetapi kekasihku sudah pergi, lenyap. Seperti pingsan aku ketika ia menghilang. Kucari dia, tetapi tak kutemui, kupanggil, tetapi tak disahutnya.</w:t>
       </w:r>
-      <w:r>
-        <w:rPr>
-          <w:lang w:val="id_ID" w:bidi="id_ID"/>
-        </w:rPr>
-      </w:r>
-      <w:r>
-        <w:rPr>
-          <w:lang w:val="id_ID" w:bidi="id_ID"/>
-        </w:rPr>
-      </w:r>
-    </w:p>
-    <w:p>
-      <w:pPr/>
-      <w:r>
-        <w:rPr>
-          <w:lang w:val="id_ID" w:bidi="id_ID"/>
-        </w:rPr>
-      </w:r>
     </w:p>
     <w:p>
       <w:pPr/>
@@ -2932,24 +1687,6 @@
         </w:rPr>
         <w:t xml:space="preserve"> Aku ditemui peronda-peronda kota, dipukulinya aku, dilukainya, selendangku dirampas oleh penjaga-penjaga tembok.</w:t>
       </w:r>
-      <w:r>
-        <w:rPr>
-          <w:lang w:val="id_ID" w:bidi="id_ID"/>
-        </w:rPr>
-      </w:r>
-      <w:r>
-        <w:rPr>
-          <w:lang w:val="id_ID" w:bidi="id_ID"/>
-        </w:rPr>
-      </w:r>
-    </w:p>
-    <w:p>
-      <w:pPr/>
-      <w:r>
-        <w:rPr>
-          <w:lang w:val="id_ID" w:bidi="id_ID"/>
-        </w:rPr>
-      </w:r>
     </w:p>
     <w:p>
       <w:pPr/>
@@ -2971,24 +1708,6 @@
         </w:rPr>
         <w:t xml:space="preserve"> Kusumpahi kamu, puteri-puteri Yerusalem: bila kamu menemukan kekasihku, apakah yang akan kamu katakan kepadanya? Katakanlah, bahwa sakit asmara aku!</w:t>
       </w:r>
-      <w:r>
-        <w:rPr>
-          <w:lang w:val="id_ID" w:bidi="id_ID"/>
-        </w:rPr>
-      </w:r>
-      <w:r>
-        <w:rPr>
-          <w:lang w:val="id_ID" w:bidi="id_ID"/>
-        </w:rPr>
-      </w:r>
-    </w:p>
-    <w:p>
-      <w:pPr/>
-      <w:r>
-        <w:rPr>
-          <w:lang w:val="id_ID" w:bidi="id_ID"/>
-        </w:rPr>
-      </w:r>
     </w:p>
     <w:p>
       <w:pPr/>
@@ -3010,24 +1729,6 @@
         </w:rPr>
         <w:t xml:space="preserve"> – Apakah kelebihan kekasihmu dari pada kekasih yang lain, hai jelita di antara wanita? Apakah kelebihan kekasihmu dari pada kekasih yang lain, sehingga kausumpahi kami begini?</w:t>
       </w:r>
-      <w:r>
-        <w:rPr>
-          <w:lang w:val="id_ID" w:bidi="id_ID"/>
-        </w:rPr>
-      </w:r>
-      <w:r>
-        <w:rPr>
-          <w:lang w:val="id_ID" w:bidi="id_ID"/>
-        </w:rPr>
-      </w:r>
-    </w:p>
-    <w:p>
-      <w:pPr/>
-      <w:r>
-        <w:rPr>
-          <w:lang w:val="id_ID" w:bidi="id_ID"/>
-        </w:rPr>
-      </w:r>
     </w:p>
     <w:p>
       <w:pPr/>
@@ -3049,24 +1750,6 @@
         </w:rPr>
         <w:t xml:space="preserve"> – Putih bersih dan merah cerah kekasihku, menyolok mata di antara selaksa orang.</w:t>
       </w:r>
-      <w:r>
-        <w:rPr>
-          <w:lang w:val="id_ID" w:bidi="id_ID"/>
-        </w:rPr>
-      </w:r>
-      <w:r>
-        <w:rPr>
-          <w:lang w:val="id_ID" w:bidi="id_ID"/>
-        </w:rPr>
-      </w:r>
-    </w:p>
-    <w:p>
-      <w:pPr/>
-      <w:r>
-        <w:rPr>
-          <w:lang w:val="id_ID" w:bidi="id_ID"/>
-        </w:rPr>
-      </w:r>
     </w:p>
     <w:p>
       <w:pPr/>
@@ -3088,24 +1771,6 @@
         </w:rPr>
         <w:t xml:space="preserve"> Bagaikan emas, emas murni, kepalanya, rambutnya mengombak, hitam seperti gagak.</w:t>
       </w:r>
-      <w:r>
-        <w:rPr>
-          <w:lang w:val="id_ID" w:bidi="id_ID"/>
-        </w:rPr>
-      </w:r>
-      <w:r>
-        <w:rPr>
-          <w:lang w:val="id_ID" w:bidi="id_ID"/>
-        </w:rPr>
-      </w:r>
-    </w:p>
-    <w:p>
-      <w:pPr/>
-      <w:r>
-        <w:rPr>
-          <w:lang w:val="id_ID" w:bidi="id_ID"/>
-        </w:rPr>
-      </w:r>
     </w:p>
     <w:p>
       <w:pPr/>
@@ -3127,24 +1792,6 @@
         </w:rPr>
         <w:t xml:space="preserve"> Matanya bagaikan merpati pada batang air, bermandi dalam susu, duduk pada kolam yang penuh.</w:t>
       </w:r>
-      <w:r>
-        <w:rPr>
-          <w:lang w:val="id_ID" w:bidi="id_ID"/>
-        </w:rPr>
-      </w:r>
-      <w:r>
-        <w:rPr>
-          <w:lang w:val="id_ID" w:bidi="id_ID"/>
-        </w:rPr>
-      </w:r>
-    </w:p>
-    <w:p>
-      <w:pPr/>
-      <w:r>
-        <w:rPr>
-          <w:lang w:val="id_ID" w:bidi="id_ID"/>
-        </w:rPr>
-      </w:r>
     </w:p>
     <w:p>
       <w:pPr/>
@@ -3166,24 +1813,6 @@
         </w:rPr>
         <w:t xml:space="preserve"> Pipinya bagaikan bedeng rempah-rempah, petak-petak rempah-rempah akar. Bunga-bunga bakung bibirnya, bertetesan cairan mur.</w:t>
       </w:r>
-      <w:r>
-        <w:rPr>
-          <w:lang w:val="id_ID" w:bidi="id_ID"/>
-        </w:rPr>
-      </w:r>
-      <w:r>
-        <w:rPr>
-          <w:lang w:val="id_ID" w:bidi="id_ID"/>
-        </w:rPr>
-      </w:r>
-    </w:p>
-    <w:p>
-      <w:pPr/>
-      <w:r>
-        <w:rPr>
-          <w:lang w:val="id_ID" w:bidi="id_ID"/>
-        </w:rPr>
-      </w:r>
     </w:p>
     <w:p>
       <w:pPr/>
@@ -3205,24 +1834,6 @@
         </w:rPr>
         <w:t xml:space="preserve"> Tangannya bundaran emas, berhiaskan permata Tarsis, tubuhnya ukiran dari gading, bertabur batu nilam.</w:t>
       </w:r>
-      <w:r>
-        <w:rPr>
-          <w:lang w:val="id_ID" w:bidi="id_ID"/>
-        </w:rPr>
-      </w:r>
-      <w:r>
-        <w:rPr>
-          <w:lang w:val="id_ID" w:bidi="id_ID"/>
-        </w:rPr>
-      </w:r>
-    </w:p>
-    <w:p>
-      <w:pPr/>
-      <w:r>
-        <w:rPr>
-          <w:lang w:val="id_ID" w:bidi="id_ID"/>
-        </w:rPr>
-      </w:r>
     </w:p>
     <w:p>
       <w:pPr/>
@@ -3244,24 +1855,6 @@
         </w:rPr>
         <w:t xml:space="preserve"> Kakinya adalah tiang-tiang marmar putih, bertumpu pada alas emas murni. Perawakannya seperti gunung Libanon, terpilih seperti pohon-pohon aras.</w:t>
       </w:r>
-      <w:r>
-        <w:rPr>
-          <w:lang w:val="id_ID" w:bidi="id_ID"/>
-        </w:rPr>
-      </w:r>
-      <w:r>
-        <w:rPr>
-          <w:lang w:val="id_ID" w:bidi="id_ID"/>
-        </w:rPr>
-      </w:r>
-    </w:p>
-    <w:p>
-      <w:pPr/>
-      <w:r>
-        <w:rPr>
-          <w:lang w:val="id_ID" w:bidi="id_ID"/>
-        </w:rPr>
-      </w:r>
     </w:p>
     <w:p>
       <w:pPr/>
@@ -3283,24 +1876,6 @@
         </w:rPr>
         <w:t xml:space="preserve"> Kata-katanya manis semata-mata, segala sesuatu padanya menarik. Demikianlah kekasihku, demikianlah temanku, hai puteri-puteri Yerusalem.</w:t>
       </w:r>
-      <w:r>
-        <w:rPr>
-          <w:lang w:val="id_ID" w:bidi="id_ID"/>
-        </w:rPr>
-      </w:r>
-      <w:r>
-        <w:rPr>
-          <w:lang w:val="id_ID" w:bidi="id_ID"/>
-        </w:rPr>
-      </w:r>
-    </w:p>
-    <w:p>
-      <w:pPr/>
-      <w:r>
-        <w:rPr>
-          <w:lang w:val="id_ID" w:bidi="id_ID"/>
-        </w:rPr>
-      </w:r>
     </w:p>
     <w:p>
       <w:pPr>
@@ -3338,24 +1913,6 @@
         </w:rPr>
         <w:t xml:space="preserve"> – Ke mana perginya kekasihmu, hai jelita di antara wanita? Ke jurusan manakah kekasihmu pergi, supaya kami mencarinya besertamu?</w:t>
       </w:r>
-      <w:r>
-        <w:rPr>
-          <w:lang w:val="id_ID" w:bidi="id_ID"/>
-        </w:rPr>
-      </w:r>
-      <w:r>
-        <w:rPr>
-          <w:lang w:val="id_ID" w:bidi="id_ID"/>
-        </w:rPr>
-      </w:r>
-    </w:p>
-    <w:p>
-      <w:pPr/>
-      <w:r>
-        <w:rPr>
-          <w:lang w:val="id_ID" w:bidi="id_ID"/>
-        </w:rPr>
-      </w:r>
     </w:p>
     <w:p>
       <w:pPr/>
@@ -3377,24 +1934,6 @@
         </w:rPr>
         <w:t xml:space="preserve"> – Kekasihku telah turun ke kebunnya, ke bedeng rempah-rempah untuk menggembalakan domba dalam kebun dan memetik bunga bakung.</w:t>
       </w:r>
-      <w:r>
-        <w:rPr>
-          <w:lang w:val="id_ID" w:bidi="id_ID"/>
-        </w:rPr>
-      </w:r>
-      <w:r>
-        <w:rPr>
-          <w:lang w:val="id_ID" w:bidi="id_ID"/>
-        </w:rPr>
-      </w:r>
-    </w:p>
-    <w:p>
-      <w:pPr/>
-      <w:r>
-        <w:rPr>
-          <w:lang w:val="id_ID" w:bidi="id_ID"/>
-        </w:rPr>
-      </w:r>
     </w:p>
     <w:p>
       <w:pPr/>
@@ -3416,24 +1955,6 @@
         </w:rPr>
         <w:t xml:space="preserve"> Aku kepunyaan kekasihku, dan kepunyaanku kekasihku, yang menggembalakan domba di tengah-tengah bunga bakung.</w:t>
       </w:r>
-      <w:r>
-        <w:rPr>
-          <w:lang w:val="id_ID" w:bidi="id_ID"/>
-        </w:rPr>
-      </w:r>
-      <w:r>
-        <w:rPr>
-          <w:lang w:val="id_ID" w:bidi="id_ID"/>
-        </w:rPr>
-      </w:r>
-    </w:p>
-    <w:p>
-      <w:pPr/>
-      <w:r>
-        <w:rPr>
-          <w:lang w:val="id_ID" w:bidi="id_ID"/>
-        </w:rPr>
-      </w:r>
     </w:p>
     <w:p>
       <w:pPr/>
@@ -3455,24 +1976,6 @@
         </w:rPr>
         <w:t xml:space="preserve"> Cantik engkau, manisku, seperti kota Tirza, juita seperti Yerusalem, dahsyat seperti bala tentara dengan panji-panjinya.</w:t>
       </w:r>
-      <w:r>
-        <w:rPr>
-          <w:lang w:val="id_ID" w:bidi="id_ID"/>
-        </w:rPr>
-      </w:r>
-      <w:r>
-        <w:rPr>
-          <w:lang w:val="id_ID" w:bidi="id_ID"/>
-        </w:rPr>
-      </w:r>
-    </w:p>
-    <w:p>
-      <w:pPr/>
-      <w:r>
-        <w:rPr>
-          <w:lang w:val="id_ID" w:bidi="id_ID"/>
-        </w:rPr>
-      </w:r>
     </w:p>
     <w:p>
       <w:pPr/>
@@ -3494,24 +1997,6 @@
         </w:rPr>
         <w:t xml:space="preserve"> Palingkanlah matamu dari padaku, sebab aku menjadi bingung karenanya. Rambutmu bagaikan kawanan kambing yang bergelombang turun dari Gilead.</w:t>
       </w:r>
-      <w:r>
-        <w:rPr>
-          <w:lang w:val="id_ID" w:bidi="id_ID"/>
-        </w:rPr>
-      </w:r>
-      <w:r>
-        <w:rPr>
-          <w:lang w:val="id_ID" w:bidi="id_ID"/>
-        </w:rPr>
-      </w:r>
-    </w:p>
-    <w:p>
-      <w:pPr/>
-      <w:r>
-        <w:rPr>
-          <w:lang w:val="id_ID" w:bidi="id_ID"/>
-        </w:rPr>
-      </w:r>
     </w:p>
     <w:p>
       <w:pPr/>
@@ -3533,24 +2018,6 @@
         </w:rPr>
         <w:t xml:space="preserve"> Gigimu bagaikan kawanan domba, yang keluar dari tempat pembasuhan, yang beranak kembar semuanya, yang tak beranak tak ada.</w:t>
       </w:r>
-      <w:r>
-        <w:rPr>
-          <w:lang w:val="id_ID" w:bidi="id_ID"/>
-        </w:rPr>
-      </w:r>
-      <w:r>
-        <w:rPr>
-          <w:lang w:val="id_ID" w:bidi="id_ID"/>
-        </w:rPr>
-      </w:r>
-    </w:p>
-    <w:p>
-      <w:pPr/>
-      <w:r>
-        <w:rPr>
-          <w:lang w:val="id_ID" w:bidi="id_ID"/>
-        </w:rPr>
-      </w:r>
     </w:p>
     <w:p>
       <w:pPr/>
@@ -3572,24 +2039,6 @@
         </w:rPr>
         <w:t xml:space="preserve"> Bagaikan belahan buah delima pelipismu di balik telekungmu.</w:t>
       </w:r>
-      <w:r>
-        <w:rPr>
-          <w:lang w:val="id_ID" w:bidi="id_ID"/>
-        </w:rPr>
-      </w:r>
-      <w:r>
-        <w:rPr>
-          <w:lang w:val="id_ID" w:bidi="id_ID"/>
-        </w:rPr>
-      </w:r>
-    </w:p>
-    <w:p>
-      <w:pPr/>
-      <w:r>
-        <w:rPr>
-          <w:lang w:val="id_ID" w:bidi="id_ID"/>
-        </w:rPr>
-      </w:r>
     </w:p>
     <w:p>
       <w:pPr/>
@@ -3611,24 +2060,6 @@
         </w:rPr>
         <w:t xml:space="preserve"> Permaisuri ada enam puluh, selir delapan puluh, dan dara-dara tak terbilang banyaknya.</w:t>
       </w:r>
-      <w:r>
-        <w:rPr>
-          <w:lang w:val="id_ID" w:bidi="id_ID"/>
-        </w:rPr>
-      </w:r>
-      <w:r>
-        <w:rPr>
-          <w:lang w:val="id_ID" w:bidi="id_ID"/>
-        </w:rPr>
-      </w:r>
-    </w:p>
-    <w:p>
-      <w:pPr/>
-      <w:r>
-        <w:rPr>
-          <w:lang w:val="id_ID" w:bidi="id_ID"/>
-        </w:rPr>
-      </w:r>
     </w:p>
     <w:p>
       <w:pPr/>
@@ -3650,24 +2081,6 @@
         </w:rPr>
         <w:t xml:space="preserve"> Tetapi dialah satu-satunya merpatiku, idam-idamanku, satu-satunya anak ibunya, anak kesayangan bagi yang melahirkannya; puteri-puteri melihatnya dan menyebutnya bahagia, permaisuri-permaisuri dan selir-selir memujinya.</w:t>
       </w:r>
-      <w:r>
-        <w:rPr>
-          <w:lang w:val="id_ID" w:bidi="id_ID"/>
-        </w:rPr>
-      </w:r>
-      <w:r>
-        <w:rPr>
-          <w:lang w:val="id_ID" w:bidi="id_ID"/>
-        </w:rPr>
-      </w:r>
-    </w:p>
-    <w:p>
-      <w:pPr/>
-      <w:r>
-        <w:rPr>
-          <w:lang w:val="id_ID" w:bidi="id_ID"/>
-        </w:rPr>
-      </w:r>
     </w:p>
     <w:p>
       <w:pPr/>
@@ -3689,24 +2102,6 @@
         </w:rPr>
         <w:t xml:space="preserve"> ”Siapakah dia yang muncul laksana fajar merekah, indah bagaikan bulan purnama, bercahaya bagaikan surya, dahsyat seperti bala tentara dengan panji-panjinya?”</w:t>
       </w:r>
-      <w:r>
-        <w:rPr>
-          <w:lang w:val="id_ID" w:bidi="id_ID"/>
-        </w:rPr>
-      </w:r>
-      <w:r>
-        <w:rPr>
-          <w:lang w:val="id_ID" w:bidi="id_ID"/>
-        </w:rPr>
-      </w:r>
-    </w:p>
-    <w:p>
-      <w:pPr/>
-      <w:r>
-        <w:rPr>
-          <w:lang w:val="id_ID" w:bidi="id_ID"/>
-        </w:rPr>
-      </w:r>
     </w:p>
     <w:p>
       <w:pPr/>
@@ -3728,24 +2123,6 @@
         </w:rPr>
         <w:t xml:space="preserve"> Ke kebun kenari aku turun melihat kuntum-kuntum di lembah, melihat apakah pohon anggur berkuncup dan pohon-pohon delima berbunga.</w:t>
       </w:r>
-      <w:r>
-        <w:rPr>
-          <w:lang w:val="id_ID" w:bidi="id_ID"/>
-        </w:rPr>
-      </w:r>
-      <w:r>
-        <w:rPr>
-          <w:lang w:val="id_ID" w:bidi="id_ID"/>
-        </w:rPr>
-      </w:r>
-    </w:p>
-    <w:p>
-      <w:pPr/>
-      <w:r>
-        <w:rPr>
-          <w:lang w:val="id_ID" w:bidi="id_ID"/>
-        </w:rPr>
-      </w:r>
     </w:p>
     <w:p>
       <w:pPr/>
@@ -3767,24 +2144,6 @@
         </w:rPr>
         <w:t xml:space="preserve"> Tak sadar diri aku; kerinduanku menempatkan aku di atas kereta orang bangsawan.</w:t>
       </w:r>
-      <w:r>
-        <w:rPr>
-          <w:lang w:val="id_ID" w:bidi="id_ID"/>
-        </w:rPr>
-      </w:r>
-      <w:r>
-        <w:rPr>
-          <w:lang w:val="id_ID" w:bidi="id_ID"/>
-        </w:rPr>
-      </w:r>
-    </w:p>
-    <w:p>
-      <w:pPr/>
-      <w:r>
-        <w:rPr>
-          <w:lang w:val="id_ID" w:bidi="id_ID"/>
-        </w:rPr>
-      </w:r>
     </w:p>
     <w:p>
       <w:pPr/>
@@ -3806,24 +2165,6 @@
         </w:rPr>
         <w:t xml:space="preserve"> Kembalilah, kembalilah, ya gadis Sulam, kembalilah, kembalilah, supaya kami dapat melihat engkau! Mengapa kamu senang melihat gadis Sulam itu seperti melihat tari-tarian perang?</w:t>
       </w:r>
-      <w:r>
-        <w:rPr>
-          <w:lang w:val="id_ID" w:bidi="id_ID"/>
-        </w:rPr>
-      </w:r>
-      <w:r>
-        <w:rPr>
-          <w:lang w:val="id_ID" w:bidi="id_ID"/>
-        </w:rPr>
-      </w:r>
-    </w:p>
-    <w:p>
-      <w:pPr/>
-      <w:r>
-        <w:rPr>
-          <w:lang w:val="id_ID" w:bidi="id_ID"/>
-        </w:rPr>
-      </w:r>
     </w:p>
     <w:p>
       <w:pPr>
@@ -3861,24 +2202,6 @@
         </w:rPr>
         <w:t xml:space="preserve"> Betapa indah langkah-langkahmu dengan sandal-sandal itu, puteri yang berwatak luhur! Lengkung pinggangmu bagaikan perhiasan, karya tangan seniman.</w:t>
       </w:r>
-      <w:r>
-        <w:rPr>
-          <w:lang w:val="id_ID" w:bidi="id_ID"/>
-        </w:rPr>
-      </w:r>
-      <w:r>
-        <w:rPr>
-          <w:lang w:val="id_ID" w:bidi="id_ID"/>
-        </w:rPr>
-      </w:r>
-    </w:p>
-    <w:p>
-      <w:pPr/>
-      <w:r>
-        <w:rPr>
-          <w:lang w:val="id_ID" w:bidi="id_ID"/>
-        </w:rPr>
-      </w:r>
     </w:p>
     <w:p>
       <w:pPr/>
@@ -3900,24 +2223,6 @@
         </w:rPr>
         <w:t xml:space="preserve"> Pusarmu seperti cawan yang bulat, yang tak kekurangan anggur campur. Perutmu timbunan gandum, berpagar bunga-bunga bakung.</w:t>
       </w:r>
-      <w:r>
-        <w:rPr>
-          <w:lang w:val="id_ID" w:bidi="id_ID"/>
-        </w:rPr>
-      </w:r>
-      <w:r>
-        <w:rPr>
-          <w:lang w:val="id_ID" w:bidi="id_ID"/>
-        </w:rPr>
-      </w:r>
-    </w:p>
-    <w:p>
-      <w:pPr/>
-      <w:r>
-        <w:rPr>
-          <w:lang w:val="id_ID" w:bidi="id_ID"/>
-        </w:rPr>
-      </w:r>
     </w:p>
     <w:p>
       <w:pPr/>
@@ -3939,24 +2244,6 @@
         </w:rPr>
         <w:t xml:space="preserve"> Seperti dua anak rusa buah dadamu, seperti anak kembar kijang.</w:t>
       </w:r>
-      <w:r>
-        <w:rPr>
-          <w:lang w:val="id_ID" w:bidi="id_ID"/>
-        </w:rPr>
-      </w:r>
-      <w:r>
-        <w:rPr>
-          <w:lang w:val="id_ID" w:bidi="id_ID"/>
-        </w:rPr>
-      </w:r>
-    </w:p>
-    <w:p>
-      <w:pPr/>
-      <w:r>
-        <w:rPr>
-          <w:lang w:val="id_ID" w:bidi="id_ID"/>
-        </w:rPr>
-      </w:r>
     </w:p>
     <w:p>
       <w:pPr/>
@@ -3978,24 +2265,6 @@
         </w:rPr>
         <w:t xml:space="preserve"> Lehermu bagaikan menara gading, matamu bagaikan telaga di Hesybon, dekat pintu gerbang Batrabim; hidungmu seperti menara di gunung Libanon, yang menghadap ke kota Damsyik.</w:t>
       </w:r>
-      <w:r>
-        <w:rPr>
-          <w:lang w:val="id_ID" w:bidi="id_ID"/>
-        </w:rPr>
-      </w:r>
-      <w:r>
-        <w:rPr>
-          <w:lang w:val="id_ID" w:bidi="id_ID"/>
-        </w:rPr>
-      </w:r>
-    </w:p>
-    <w:p>
-      <w:pPr/>
-      <w:r>
-        <w:rPr>
-          <w:lang w:val="id_ID" w:bidi="id_ID"/>
-        </w:rPr>
-      </w:r>
     </w:p>
     <w:p>
       <w:pPr/>
@@ -4017,24 +2286,6 @@
         </w:rPr>
         <w:t xml:space="preserve"> Kepalamu seperti bukit Karmel, rambut kepalamu merah lembayung; seorang raja tertawan dalam kepang-kepangnya.</w:t>
       </w:r>
-      <w:r>
-        <w:rPr>
-          <w:lang w:val="id_ID" w:bidi="id_ID"/>
-        </w:rPr>
-      </w:r>
-      <w:r>
-        <w:rPr>
-          <w:lang w:val="id_ID" w:bidi="id_ID"/>
-        </w:rPr>
-      </w:r>
-    </w:p>
-    <w:p>
-      <w:pPr/>
-      <w:r>
-        <w:rPr>
-          <w:lang w:val="id_ID" w:bidi="id_ID"/>
-        </w:rPr>
-      </w:r>
     </w:p>
     <w:p>
       <w:pPr/>
@@ -4056,24 +2307,6 @@
         </w:rPr>
         <w:t xml:space="preserve"> Betapa cantik, betapa jelita engkau, hai tercinta di antara segala yang disenangi.</w:t>
       </w:r>
-      <w:r>
-        <w:rPr>
-          <w:lang w:val="id_ID" w:bidi="id_ID"/>
-        </w:rPr>
-      </w:r>
-      <w:r>
-        <w:rPr>
-          <w:lang w:val="id_ID" w:bidi="id_ID"/>
-        </w:rPr>
-      </w:r>
-    </w:p>
-    <w:p>
-      <w:pPr/>
-      <w:r>
-        <w:rPr>
-          <w:lang w:val="id_ID" w:bidi="id_ID"/>
-        </w:rPr>
-      </w:r>
     </w:p>
     <w:p>
       <w:pPr/>
@@ -4095,24 +2328,6 @@
         </w:rPr>
         <w:t xml:space="preserve"> Sosok tubuhmu seumpama pohon korma dan buah dadamu gugusannya.</w:t>
       </w:r>
-      <w:r>
-        <w:rPr>
-          <w:lang w:val="id_ID" w:bidi="id_ID"/>
-        </w:rPr>
-      </w:r>
-      <w:r>
-        <w:rPr>
-          <w:lang w:val="id_ID" w:bidi="id_ID"/>
-        </w:rPr>
-      </w:r>
-    </w:p>
-    <w:p>
-      <w:pPr/>
-      <w:r>
-        <w:rPr>
-          <w:lang w:val="id_ID" w:bidi="id_ID"/>
-        </w:rPr>
-      </w:r>
     </w:p>
     <w:p>
       <w:pPr/>
@@ -4134,24 +2349,6 @@
         </w:rPr>
         <w:t xml:space="preserve"> Kataku: ”Aku ingin memanjat pohon korma itu dan memegang gugusan-gugusannya. Kiranya buah dadamu seperti gugusan anggur dan nafas hidungmu seperti buah apel.</w:t>
       </w:r>
-      <w:r>
-        <w:rPr>
-          <w:lang w:val="id_ID" w:bidi="id_ID"/>
-        </w:rPr>
-      </w:r>
-      <w:r>
-        <w:rPr>
-          <w:lang w:val="id_ID" w:bidi="id_ID"/>
-        </w:rPr>
-      </w:r>
-    </w:p>
-    <w:p>
-      <w:pPr/>
-      <w:r>
-        <w:rPr>
-          <w:lang w:val="id_ID" w:bidi="id_ID"/>
-        </w:rPr>
-      </w:r>
     </w:p>
     <w:p>
       <w:pPr/>
@@ -4173,24 +2370,6 @@
         </w:rPr>
         <w:t xml:space="preserve"> Kata-katamu manis bagaikan anggur!” Ya, anggur itu mengalir kepada kekasihku dengan tak putus-putusnya, melimpah ke bibir orang-orang yang sedang tidur!</w:t>
       </w:r>
-      <w:r>
-        <w:rPr>
-          <w:lang w:val="id_ID" w:bidi="id_ID"/>
-        </w:rPr>
-      </w:r>
-      <w:r>
-        <w:rPr>
-          <w:lang w:val="id_ID" w:bidi="id_ID"/>
-        </w:rPr>
-      </w:r>
-    </w:p>
-    <w:p>
-      <w:pPr/>
-      <w:r>
-        <w:rPr>
-          <w:lang w:val="id_ID" w:bidi="id_ID"/>
-        </w:rPr>
-      </w:r>
     </w:p>
     <w:p>
       <w:pPr/>
@@ -4212,24 +2391,6 @@
         </w:rPr>
         <w:t xml:space="preserve"> Kepunyaan kekasihku aku, kepadaku gairahnya tertuju.</w:t>
       </w:r>
-      <w:r>
-        <w:rPr>
-          <w:lang w:val="id_ID" w:bidi="id_ID"/>
-        </w:rPr>
-      </w:r>
-      <w:r>
-        <w:rPr>
-          <w:lang w:val="id_ID" w:bidi="id_ID"/>
-        </w:rPr>
-      </w:r>
-    </w:p>
-    <w:p>
-      <w:pPr/>
-      <w:r>
-        <w:rPr>
-          <w:lang w:val="id_ID" w:bidi="id_ID"/>
-        </w:rPr>
-      </w:r>
     </w:p>
     <w:p>
       <w:pPr/>
@@ -4251,24 +2412,6 @@
         </w:rPr>
         <w:t xml:space="preserve"> Mari, kekasihku, kita pergi ke padang, bermalam di antara bunga-bunga pacar!</w:t>
       </w:r>
-      <w:r>
-        <w:rPr>
-          <w:lang w:val="id_ID" w:bidi="id_ID"/>
-        </w:rPr>
-      </w:r>
-      <w:r>
-        <w:rPr>
-          <w:lang w:val="id_ID" w:bidi="id_ID"/>
-        </w:rPr>
-      </w:r>
-    </w:p>
-    <w:p>
-      <w:pPr/>
-      <w:r>
-        <w:rPr>
-          <w:lang w:val="id_ID" w:bidi="id_ID"/>
-        </w:rPr>
-      </w:r>
     </w:p>
     <w:p>
       <w:pPr/>
@@ -4290,24 +2433,6 @@
         </w:rPr>
         <w:t xml:space="preserve"> Mari, kita pergi pagi-pagi ke kebun anggur dan melihat apakah pohon anggur sudah berkuncup, apakah sudah mekar bunganya, apakah pohon-pohon delima sudah berbunga! Di sanalah aku akan memberikan cintaku kepadamu!</w:t>
       </w:r>
-      <w:r>
-        <w:rPr>
-          <w:lang w:val="id_ID" w:bidi="id_ID"/>
-        </w:rPr>
-      </w:r>
-      <w:r>
-        <w:rPr>
-          <w:lang w:val="id_ID" w:bidi="id_ID"/>
-        </w:rPr>
-      </w:r>
-    </w:p>
-    <w:p>
-      <w:pPr/>
-      <w:r>
-        <w:rPr>
-          <w:lang w:val="id_ID" w:bidi="id_ID"/>
-        </w:rPr>
-      </w:r>
     </w:p>
     <w:p>
       <w:pPr/>
@@ -4329,24 +2454,6 @@
         </w:rPr>
         <w:t xml:space="preserve"> Semerbak bau buah dudaim; dekat pintu kita ada pelbagai buah-buah yang lezat, yang telah lama dan yang baru saja dipetik. Itu telah kusimpan bagimu, kekasihku!</w:t>
       </w:r>
-      <w:r>
-        <w:rPr>
-          <w:lang w:val="id_ID" w:bidi="id_ID"/>
-        </w:rPr>
-      </w:r>
-      <w:r>
-        <w:rPr>
-          <w:lang w:val="id_ID" w:bidi="id_ID"/>
-        </w:rPr>
-      </w:r>
-    </w:p>
-    <w:p>
-      <w:pPr/>
-      <w:r>
-        <w:rPr>
-          <w:lang w:val="id_ID" w:bidi="id_ID"/>
-        </w:rPr>
-      </w:r>
     </w:p>
     <w:p>
       <w:pPr>
@@ -4384,24 +2491,6 @@
         </w:rPr>
         <w:t xml:space="preserve"> O, seandainya engkau saudaraku laki-laki, yang menyusu pada buah dada ibuku, akan kucium engkau bila kujumpai di luar, karena tak ada orang yang akan menghina aku!</w:t>
       </w:r>
-      <w:r>
-        <w:rPr>
-          <w:lang w:val="id_ID" w:bidi="id_ID"/>
-        </w:rPr>
-      </w:r>
-      <w:r>
-        <w:rPr>
-          <w:lang w:val="id_ID" w:bidi="id_ID"/>
-        </w:rPr>
-      </w:r>
-    </w:p>
-    <w:p>
-      <w:pPr/>
-      <w:r>
-        <w:rPr>
-          <w:lang w:val="id_ID" w:bidi="id_ID"/>
-        </w:rPr>
-      </w:r>
     </w:p>
     <w:p>
       <w:pPr/>
@@ -4423,24 +2512,6 @@
         </w:rPr>
         <w:t xml:space="preserve"> Akan kubimbing engkau dan kubawa ke rumah ibuku, supaya engkau mengajar aku. Akan kuberi kepadamu anggur yang harum untuk diminum, air buah delimaku.</w:t>
       </w:r>
-      <w:r>
-        <w:rPr>
-          <w:lang w:val="id_ID" w:bidi="id_ID"/>
-        </w:rPr>
-      </w:r>
-      <w:r>
-        <w:rPr>
-          <w:lang w:val="id_ID" w:bidi="id_ID"/>
-        </w:rPr>
-      </w:r>
-    </w:p>
-    <w:p>
-      <w:pPr/>
-      <w:r>
-        <w:rPr>
-          <w:lang w:val="id_ID" w:bidi="id_ID"/>
-        </w:rPr>
-      </w:r>
     </w:p>
     <w:p>
       <w:pPr/>
@@ -4462,24 +2533,6 @@
         </w:rPr>
         <w:t xml:space="preserve"> Tangan kirinya ada di bawah kepalaku, tangan kanannya memeluk aku.</w:t>
       </w:r>
-      <w:r>
-        <w:rPr>
-          <w:lang w:val="id_ID" w:bidi="id_ID"/>
-        </w:rPr>
-      </w:r>
-      <w:r>
-        <w:rPr>
-          <w:lang w:val="id_ID" w:bidi="id_ID"/>
-        </w:rPr>
-      </w:r>
-    </w:p>
-    <w:p>
-      <w:pPr/>
-      <w:r>
-        <w:rPr>
-          <w:lang w:val="id_ID" w:bidi="id_ID"/>
-        </w:rPr>
-      </w:r>
     </w:p>
     <w:p>
       <w:pPr/>
@@ -4501,24 +2554,6 @@
         </w:rPr>
         <w:t xml:space="preserve"> Kusumpahi kamu, puteri-puteri Yerusalem: mengapa kamu membangkitkan dan menggerakkan cinta sebelum diingininya?</w:t>
       </w:r>
-      <w:r>
-        <w:rPr>
-          <w:lang w:val="id_ID" w:bidi="id_ID"/>
-        </w:rPr>
-      </w:r>
-      <w:r>
-        <w:rPr>
-          <w:lang w:val="id_ID" w:bidi="id_ID"/>
-        </w:rPr>
-      </w:r>
-    </w:p>
-    <w:p>
-      <w:pPr/>
-      <w:r>
-        <w:rPr>
-          <w:lang w:val="id_ID" w:bidi="id_ID"/>
-        </w:rPr>
-      </w:r>
     </w:p>
     <w:p>
       <w:pPr/>
@@ -4540,24 +2575,6 @@
         </w:rPr>
         <w:t xml:space="preserve"> Siapakah dia yang muncul dari padang gurun, yang bersandar pada kekasihnya? – Di bawah pohon apel kubangunkan engkau, di sanalah ibumu telah mengandung engkau, di sanalah ia mengandung dan melahirkan engkau.</w:t>
       </w:r>
-      <w:r>
-        <w:rPr>
-          <w:lang w:val="id_ID" w:bidi="id_ID"/>
-        </w:rPr>
-      </w:r>
-      <w:r>
-        <w:rPr>
-          <w:lang w:val="id_ID" w:bidi="id_ID"/>
-        </w:rPr>
-      </w:r>
-    </w:p>
-    <w:p>
-      <w:pPr/>
-      <w:r>
-        <w:rPr>
-          <w:lang w:val="id_ID" w:bidi="id_ID"/>
-        </w:rPr>
-      </w:r>
     </w:p>
     <w:p>
       <w:pPr/>
@@ -4579,24 +2596,6 @@
         </w:rPr>
         <w:t xml:space="preserve"> – Taruhlah aku seperti meterai pada hatimu, seperti meterai pada lenganmu, karena cinta kuat seperti maut, kegairahan gigih seperti dunia orang mati, nyalanya adalah nyala api, seperti nyala api Tuhan!</w:t>
       </w:r>
-      <w:r>
-        <w:rPr>
-          <w:lang w:val="id_ID" w:bidi="id_ID"/>
-        </w:rPr>
-      </w:r>
-      <w:r>
-        <w:rPr>
-          <w:lang w:val="id_ID" w:bidi="id_ID"/>
-        </w:rPr>
-      </w:r>
-    </w:p>
-    <w:p>
-      <w:pPr/>
-      <w:r>
-        <w:rPr>
-          <w:lang w:val="id_ID" w:bidi="id_ID"/>
-        </w:rPr>
-      </w:r>
     </w:p>
     <w:p>
       <w:pPr/>
@@ -4618,24 +2617,6 @@
         </w:rPr>
         <w:t xml:space="preserve"> Air yang banyak tak dapat memadamkan cinta, sungai-sungai tak dapat menghanyutkannya. Sekalipun orang memberi segala harta benda rumahnya untuk cinta, namun ia pasti akan dihina.</w:t>
       </w:r>
-      <w:r>
-        <w:rPr>
-          <w:lang w:val="id_ID" w:bidi="id_ID"/>
-        </w:rPr>
-      </w:r>
-      <w:r>
-        <w:rPr>
-          <w:lang w:val="id_ID" w:bidi="id_ID"/>
-        </w:rPr>
-      </w:r>
-    </w:p>
-    <w:p>
-      <w:pPr/>
-      <w:r>
-        <w:rPr>
-          <w:lang w:val="id_ID" w:bidi="id_ID"/>
-        </w:rPr>
-      </w:r>
     </w:p>
     <w:p>
       <w:pPr/>
@@ -4657,24 +2638,6 @@
         </w:rPr>
         <w:t xml:space="preserve"> – Kami mempunyai seorang adik perempuan, yang belum mempunyai buah dada. Apakah yang akan kami perbuat dengan adik perempuan kami pada hari ia dipinang?</w:t>
       </w:r>
-      <w:r>
-        <w:rPr>
-          <w:lang w:val="id_ID" w:bidi="id_ID"/>
-        </w:rPr>
-      </w:r>
-      <w:r>
-        <w:rPr>
-          <w:lang w:val="id_ID" w:bidi="id_ID"/>
-        </w:rPr>
-      </w:r>
-    </w:p>
-    <w:p>
-      <w:pPr/>
-      <w:r>
-        <w:rPr>
-          <w:lang w:val="id_ID" w:bidi="id_ID"/>
-        </w:rPr>
-      </w:r>
     </w:p>
     <w:p>
       <w:pPr/>
@@ -4696,24 +2659,6 @@
         </w:rPr>
         <w:t xml:space="preserve"> Bila ia tembok, akan kami dirikan atap perak di atasnya; bila ia pintu, akan kami palangi dia dengan palang kayu aras.</w:t>
       </w:r>
-      <w:r>
-        <w:rPr>
-          <w:lang w:val="id_ID" w:bidi="id_ID"/>
-        </w:rPr>
-      </w:r>
-      <w:r>
-        <w:rPr>
-          <w:lang w:val="id_ID" w:bidi="id_ID"/>
-        </w:rPr>
-      </w:r>
-    </w:p>
-    <w:p>
-      <w:pPr/>
-      <w:r>
-        <w:rPr>
-          <w:lang w:val="id_ID" w:bidi="id_ID"/>
-        </w:rPr>
-      </w:r>
     </w:p>
     <w:p>
       <w:pPr/>
@@ -4735,24 +2680,6 @@
         </w:rPr>
         <w:t xml:space="preserve"> – Aku adalah suatu tembok dan buah dadaku bagaikan menara. Dalam matanya ketika itu aku bagaikan orang yang telah mendapat kebahagiaan.</w:t>
       </w:r>
-      <w:r>
-        <w:rPr>
-          <w:lang w:val="id_ID" w:bidi="id_ID"/>
-        </w:rPr>
-      </w:r>
-      <w:r>
-        <w:rPr>
-          <w:lang w:val="id_ID" w:bidi="id_ID"/>
-        </w:rPr>
-      </w:r>
-    </w:p>
-    <w:p>
-      <w:pPr/>
-      <w:r>
-        <w:rPr>
-          <w:lang w:val="id_ID" w:bidi="id_ID"/>
-        </w:rPr>
-      </w:r>
     </w:p>
     <w:p>
       <w:pPr/>
@@ -4774,24 +2701,6 @@
         </w:rPr>
         <w:t xml:space="preserve"> Salomo mempunyai kebun anggur di Baal-Hamon. Diserahkannya kebun anggur itu kepada para penjaga, masing-masing memberikan seribu keping perak untuk hasilnya.</w:t>
       </w:r>
-      <w:r>
-        <w:rPr>
-          <w:lang w:val="id_ID" w:bidi="id_ID"/>
-        </w:rPr>
-      </w:r>
-      <w:r>
-        <w:rPr>
-          <w:lang w:val="id_ID" w:bidi="id_ID"/>
-        </w:rPr>
-      </w:r>
-    </w:p>
-    <w:p>
-      <w:pPr/>
-      <w:r>
-        <w:rPr>
-          <w:lang w:val="id_ID" w:bidi="id_ID"/>
-        </w:rPr>
-      </w:r>
     </w:p>
     <w:p>
       <w:pPr/>
@@ -4813,24 +2722,6 @@
         </w:rPr>
         <w:t xml:space="preserve"> Kebun anggurku, yang punyaku sendiri, ada di hadapanku; bagimulah seribu keping itu, raja Salomo, dan dua ratus bagi orang-orang yang menjaga hasilnya.</w:t>
       </w:r>
-      <w:r>
-        <w:rPr>
-          <w:lang w:val="id_ID" w:bidi="id_ID"/>
-        </w:rPr>
-      </w:r>
-      <w:r>
-        <w:rPr>
-          <w:lang w:val="id_ID" w:bidi="id_ID"/>
-        </w:rPr>
-      </w:r>
-    </w:p>
-    <w:p>
-      <w:pPr/>
-      <w:r>
-        <w:rPr>
-          <w:lang w:val="id_ID" w:bidi="id_ID"/>
-        </w:rPr>
-      </w:r>
     </w:p>
     <w:p>
       <w:pPr/>
@@ -4852,24 +2743,6 @@
         </w:rPr>
         <w:t xml:space="preserve"> – Hai, penghuni kebun, teman-teman memperhatikan suaramu, perdengarkanlah itu kepadaku!</w:t>
       </w:r>
-      <w:r>
-        <w:rPr>
-          <w:lang w:val="id_ID" w:bidi="id_ID"/>
-        </w:rPr>
-      </w:r>
-      <w:r>
-        <w:rPr>
-          <w:lang w:val="id_ID" w:bidi="id_ID"/>
-        </w:rPr>
-      </w:r>
-    </w:p>
-    <w:p>
-      <w:pPr/>
-      <w:r>
-        <w:rPr>
-          <w:lang w:val="id_ID" w:bidi="id_ID"/>
-        </w:rPr>
-      </w:r>
     </w:p>
     <w:p>
       <w:pPr/>
@@ -4890,16 +2763,6 @@
           <w:lang w:val="id_ID" w:bidi="id_ID"/>
         </w:rPr>
         <w:t xml:space="preserve"> – Cepat, kekasihku, berlakulah seperti kijang, atau seperti anak rusa di atas gunung-gunung tanaman rempah-rempah.</w:t>
-      </w:r>
-      <w:r>
-        <w:rPr>
-          <w:lang w:val="id_ID" w:bidi="id_ID"/>
-        </w:rPr>
-      </w:r>
-      <w:r>
-        <w:rPr>
-          <w:lang w:val="id_ID" w:bidi="id_ID"/>
-        </w:rPr>
       </w:r>
     </w:p>
     <w:sectPr>
